--- a/Knowledge/3-Work knowledge/1-Software Engineering/2-General Technologies/9-Databases/5-My Source/2-SQL/5-SQL Commands - TCL/1-Intro to SQL Commands - TCL.docx
+++ b/Knowledge/3-Work knowledge/1-Software Engineering/2-General Technologies/9-Databases/5-My Source/2-SQL/5-SQL Commands - TCL/1-Intro to SQL Commands - TCL.docx
@@ -47,25 +47,7 @@
           <w:sz w:val="18"/>
           <w:highlight w:val="lightGray"/>
         </w:rPr>
-        <w:t xml:space="preserve">: Persons Table -&gt; ID Column: 1, </w:t>
-      </w:r>
-      <w:proofErr w:type="spellStart"/>
-      <w:r>
-        <w:rPr>
-          <w:color w:val="000000"/>
-          <w:sz w:val="18"/>
-          <w:highlight w:val="lightGray"/>
-        </w:rPr>
-        <w:t>Name_En</w:t>
-      </w:r>
-      <w:proofErr w:type="spellEnd"/>
-      <w:r>
-        <w:rPr>
-          <w:color w:val="000000"/>
-          <w:sz w:val="18"/>
-          <w:highlight w:val="lightGray"/>
-        </w:rPr>
-        <w:t xml:space="preserve"> Column: Motasem Essam] -&gt; </w:t>
+        <w:t xml:space="preserve">: Persons Table -&gt; ID Column: 1, Name_En Column: Motasem Essam] -&gt; </w:t>
       </w:r>
       <w:r>
         <w:rPr>
@@ -111,14 +93,12 @@
           <w:rFonts w:ascii="Roboto Mono" w:eastAsia="Roboto Mono" w:hAnsi="Roboto Mono"/>
           <w:b/>
           <w:bCs/>
-          <w:sz w:val="24"/>
         </w:rPr>
         <w:t>TCL</w:t>
       </w:r>
       <w:r>
         <w:rPr>
           <w:rFonts w:ascii="Roboto Mono" w:eastAsia="Roboto Mono" w:hAnsi="Roboto Mono"/>
-          <w:sz w:val="24"/>
         </w:rPr>
         <w:t xml:space="preserve"> stands for </w:t>
       </w:r>
@@ -127,14 +107,12 @@
           <w:rFonts w:ascii="Roboto Mono" w:eastAsia="Roboto Mono" w:hAnsi="Roboto Mono"/>
           <w:b/>
           <w:bCs/>
-          <w:sz w:val="24"/>
         </w:rPr>
         <w:t>Transaction Control Language</w:t>
       </w:r>
       <w:r>
         <w:rPr>
           <w:rFonts w:ascii="Roboto Mono" w:eastAsia="Roboto Mono" w:hAnsi="Roboto Mono"/>
-          <w:sz w:val="24"/>
         </w:rPr>
         <w:t xml:space="preserve">. These commands are used to </w:t>
       </w:r>
@@ -143,14 +121,12 @@
           <w:rFonts w:ascii="Roboto Mono" w:eastAsia="Roboto Mono" w:hAnsi="Roboto Mono"/>
           <w:b/>
           <w:bCs/>
-          <w:sz w:val="24"/>
         </w:rPr>
         <w:t>manage transactions</w:t>
       </w:r>
       <w:r>
         <w:rPr>
           <w:rFonts w:ascii="Roboto Mono" w:eastAsia="Roboto Mono" w:hAnsi="Roboto Mono"/>
-          <w:sz w:val="24"/>
         </w:rPr>
         <w:t xml:space="preserve"> — units of work that are executed together — and control whether changes made by </w:t>
       </w:r>
@@ -159,14 +135,12 @@
           <w:rFonts w:ascii="Roboto Mono" w:eastAsia="Roboto Mono" w:hAnsi="Roboto Mono"/>
           <w:b/>
           <w:bCs/>
-          <w:sz w:val="24"/>
         </w:rPr>
         <w:t>DML</w:t>
       </w:r>
       <w:r>
         <w:rPr>
           <w:rFonts w:ascii="Roboto Mono" w:eastAsia="Roboto Mono" w:hAnsi="Roboto Mono"/>
-          <w:sz w:val="24"/>
         </w:rPr>
         <w:t xml:space="preserve"> operations (</w:t>
       </w:r>
@@ -174,14 +148,12 @@
         <w:rPr>
           <w:rFonts w:ascii="Roboto Mono" w:eastAsia="Roboto Mono" w:hAnsi="Roboto Mono" w:cs="Roboto Mono"/>
           <w:color w:val="188038"/>
-          <w:sz w:val="24"/>
         </w:rPr>
         <w:t>INSERT</w:t>
       </w:r>
       <w:r>
         <w:rPr>
           <w:rFonts w:ascii="Roboto Mono" w:eastAsia="Roboto Mono" w:hAnsi="Roboto Mono"/>
-          <w:sz w:val="24"/>
         </w:rPr>
         <w:t xml:space="preserve">, </w:t>
       </w:r>
@@ -189,14 +161,12 @@
         <w:rPr>
           <w:rFonts w:ascii="Roboto Mono" w:eastAsia="Roboto Mono" w:hAnsi="Roboto Mono" w:cs="Roboto Mono"/>
           <w:color w:val="188038"/>
-          <w:sz w:val="24"/>
         </w:rPr>
         <w:t>UPDATE</w:t>
       </w:r>
       <w:r>
         <w:rPr>
           <w:rFonts w:ascii="Roboto Mono" w:eastAsia="Roboto Mono" w:hAnsi="Roboto Mono"/>
-          <w:sz w:val="24"/>
         </w:rPr>
         <w:t xml:space="preserve">, </w:t>
       </w:r>
@@ -204,14 +174,12 @@
         <w:rPr>
           <w:rFonts w:ascii="Roboto Mono" w:eastAsia="Roboto Mono" w:hAnsi="Roboto Mono" w:cs="Roboto Mono"/>
           <w:color w:val="188038"/>
-          <w:sz w:val="24"/>
         </w:rPr>
         <w:t>DELETE</w:t>
       </w:r>
       <w:r>
         <w:rPr>
           <w:rFonts w:ascii="Roboto Mono" w:eastAsia="Roboto Mono" w:hAnsi="Roboto Mono"/>
-          <w:sz w:val="24"/>
         </w:rPr>
         <w:t xml:space="preserve">) are </w:t>
       </w:r>
@@ -220,14 +188,12 @@
           <w:rFonts w:ascii="Roboto Mono" w:eastAsia="Roboto Mono" w:hAnsi="Roboto Mono"/>
           <w:b/>
           <w:bCs/>
-          <w:sz w:val="24"/>
         </w:rPr>
         <w:t>saved or undone</w:t>
       </w:r>
       <w:r>
         <w:rPr>
           <w:rFonts w:ascii="Roboto Mono" w:eastAsia="Roboto Mono" w:hAnsi="Roboto Mono"/>
-          <w:sz w:val="24"/>
         </w:rPr>
         <w:t>.</w:t>
       </w:r>
@@ -236,9 +202,8 @@
       <w:r>
         <w:rPr>
           <w:rFonts w:ascii="Roboto Mono" w:eastAsia="Roboto Mono" w:hAnsi="Roboto Mono"/>
-          <w:sz w:val="24"/>
-        </w:rPr>
-        <w:pict w14:anchorId="43357D48">
+        </w:rPr>
+        <w:pict w14:anchorId="33A32DE9">
           <v:rect id="_x0000_i1025" style="width:0;height:1.5pt" o:hralign="center" o:hrstd="t" o:hr="t" fillcolor="#a0a0a0" stroked="f"/>
         </w:pict>
       </w:r>
@@ -278,25 +243,7 @@
           <w:sz w:val="18"/>
           <w:highlight w:val="lightGray"/>
         </w:rPr>
-        <w:t xml:space="preserve">: Persons Table -&gt; ID Column: 1, </w:t>
-      </w:r>
-      <w:proofErr w:type="spellStart"/>
-      <w:r>
-        <w:rPr>
-          <w:color w:val="000000"/>
-          <w:sz w:val="18"/>
-          <w:highlight w:val="lightGray"/>
-        </w:rPr>
-        <w:t>Name_En</w:t>
-      </w:r>
-      <w:proofErr w:type="spellEnd"/>
-      <w:r>
-        <w:rPr>
-          <w:color w:val="000000"/>
-          <w:sz w:val="18"/>
-          <w:highlight w:val="lightGray"/>
-        </w:rPr>
-        <w:t xml:space="preserve"> Column: Motasem Essam] -&gt; </w:t>
+        <w:t xml:space="preserve">: Persons Table -&gt; ID Column: 1, Name_En Column: Motasem Essam] -&gt; </w:t>
       </w:r>
       <w:r>
         <w:rPr>
@@ -340,7 +287,6 @@
       <w:r>
         <w:rPr>
           <w:rFonts w:ascii="Roboto Mono" w:eastAsia="Roboto Mono" w:hAnsi="Roboto Mono"/>
-          <w:sz w:val="24"/>
         </w:rPr>
         <w:t xml:space="preserve">A </w:t>
       </w:r>
@@ -349,14 +295,12 @@
           <w:rFonts w:ascii="Roboto Mono" w:eastAsia="Roboto Mono" w:hAnsi="Roboto Mono"/>
           <w:b/>
           <w:bCs/>
-          <w:sz w:val="24"/>
         </w:rPr>
         <w:t>transaction</w:t>
       </w:r>
       <w:r>
         <w:rPr>
           <w:rFonts w:ascii="Roboto Mono" w:eastAsia="Roboto Mono" w:hAnsi="Roboto Mono"/>
-          <w:sz w:val="24"/>
         </w:rPr>
         <w:t xml:space="preserve"> is a </w:t>
       </w:r>
@@ -365,14 +309,12 @@
           <w:rFonts w:ascii="Roboto Mono" w:eastAsia="Roboto Mono" w:hAnsi="Roboto Mono"/>
           <w:b/>
           <w:bCs/>
-          <w:sz w:val="24"/>
         </w:rPr>
         <w:t>sequence of one or more SQL statements</w:t>
       </w:r>
       <w:r>
         <w:rPr>
           <w:rFonts w:ascii="Roboto Mono" w:eastAsia="Roboto Mono" w:hAnsi="Roboto Mono"/>
-          <w:sz w:val="24"/>
         </w:rPr>
         <w:t xml:space="preserve"> that are </w:t>
       </w:r>
@@ -381,21 +323,18 @@
           <w:rFonts w:ascii="Roboto Mono" w:eastAsia="Roboto Mono" w:hAnsi="Roboto Mono"/>
           <w:b/>
           <w:bCs/>
-          <w:sz w:val="24"/>
         </w:rPr>
         <w:t>executed as a single logical unit of work</w:t>
       </w:r>
       <w:r>
         <w:rPr>
           <w:rFonts w:ascii="Roboto Mono" w:eastAsia="Roboto Mono" w:hAnsi="Roboto Mono"/>
-          <w:sz w:val="24"/>
         </w:rPr>
         <w:t>.</w:t>
       </w:r>
       <w:r>
         <w:rPr>
           <w:rFonts w:ascii="Roboto Mono" w:eastAsia="Roboto Mono" w:hAnsi="Roboto Mono"/>
-          <w:sz w:val="24"/>
         </w:rPr>
         <w:br/>
         <w:t xml:space="preserve"> It ensures that a group of operations </w:t>
@@ -405,14 +344,12 @@
           <w:rFonts w:ascii="Roboto Mono" w:eastAsia="Roboto Mono" w:hAnsi="Roboto Mono"/>
           <w:b/>
           <w:bCs/>
-          <w:sz w:val="24"/>
         </w:rPr>
         <w:t>either all succeed or all fail</w:t>
       </w:r>
       <w:r>
         <w:rPr>
           <w:rFonts w:ascii="Roboto Mono" w:eastAsia="Roboto Mono" w:hAnsi="Roboto Mono"/>
-          <w:sz w:val="24"/>
         </w:rPr>
         <w:t xml:space="preserve"> — never left halfway.</w:t>
       </w:r>
@@ -421,9 +358,8 @@
       <w:r>
         <w:rPr>
           <w:rFonts w:ascii="Roboto Mono" w:eastAsia="Roboto Mono" w:hAnsi="Roboto Mono"/>
-          <w:sz w:val="24"/>
-        </w:rPr>
-        <w:pict w14:anchorId="6ACB8D8E">
+        </w:rPr>
+        <w:pict w14:anchorId="16250F1A">
           <v:rect id="_x0000_i1026" style="width:0;height:1.5pt" o:hralign="center" o:hrstd="t" o:hr="t" fillcolor="#a0a0a0" stroked="f"/>
         </w:pict>
       </w:r>
@@ -459,25 +395,7 @@
           <w:sz w:val="18"/>
           <w:highlight w:val="lightGray"/>
         </w:rPr>
-        <w:t xml:space="preserve">: Persons Table -&gt; ID Column: 1, </w:t>
-      </w:r>
-      <w:proofErr w:type="spellStart"/>
-      <w:r>
-        <w:rPr>
-          <w:color w:val="000000"/>
-          <w:sz w:val="18"/>
-          <w:highlight w:val="lightGray"/>
-        </w:rPr>
-        <w:t>Name_En</w:t>
-      </w:r>
-      <w:proofErr w:type="spellEnd"/>
-      <w:r>
-        <w:rPr>
-          <w:color w:val="000000"/>
-          <w:sz w:val="18"/>
-          <w:highlight w:val="lightGray"/>
-        </w:rPr>
-        <w:t xml:space="preserve"> Column: Motasem Essam] -&gt; </w:t>
+        <w:t xml:space="preserve">: Persons Table -&gt; ID Column: 1, Name_En Column: Motasem Essam] -&gt; </w:t>
       </w:r>
       <w:r>
         <w:rPr>
@@ -520,12 +438,11 @@
           <w:ilvl w:val="0"/>
           <w:numId w:val="4"/>
         </w:numPr>
-        <w:spacing w:before="240"/>
-      </w:pPr>
-      <w:r>
-        <w:rPr>
-          <w:rFonts w:ascii="Roboto Mono" w:eastAsia="Roboto Mono" w:hAnsi="Roboto Mono"/>
-          <w:sz w:val="24"/>
+        <w:spacing w:before="240" w:after="0" w:line="276" w:lineRule="auto"/>
+      </w:pPr>
+      <w:r>
+        <w:rPr>
+          <w:rFonts w:ascii="Roboto Mono" w:eastAsia="Roboto Mono" w:hAnsi="Roboto Mono"/>
         </w:rPr>
         <w:t xml:space="preserve">To </w:t>
       </w:r>
@@ -534,7 +451,6 @@
           <w:rFonts w:ascii="Roboto Mono" w:eastAsia="Roboto Mono" w:hAnsi="Roboto Mono"/>
           <w:b/>
           <w:bCs/>
-          <w:sz w:val="24"/>
         </w:rPr>
         <w:t>maintain data integrity</w:t>
       </w:r>
@@ -543,7 +459,6 @@
           <w:rFonts w:ascii="Roboto Mono" w:eastAsia="Roboto Mono" w:hAnsi="Roboto Mono"/>
           <w:b/>
           <w:bCs/>
-          <w:sz w:val="24"/>
         </w:rPr>
         <w:br/>
       </w:r>
@@ -554,12 +469,11 @@
           <w:ilvl w:val="0"/>
           <w:numId w:val="4"/>
         </w:numPr>
-        <w:spacing w:after="240"/>
-      </w:pPr>
-      <w:r>
-        <w:rPr>
-          <w:rFonts w:ascii="Roboto Mono" w:eastAsia="Roboto Mono" w:hAnsi="Roboto Mono"/>
-          <w:sz w:val="24"/>
+        <w:spacing w:after="240" w:line="276" w:lineRule="auto"/>
+      </w:pPr>
+      <w:r>
+        <w:rPr>
+          <w:rFonts w:ascii="Roboto Mono" w:eastAsia="Roboto Mono" w:hAnsi="Roboto Mono"/>
         </w:rPr>
         <w:t xml:space="preserve">To handle </w:t>
       </w:r>
@@ -568,21 +482,18 @@
           <w:rFonts w:ascii="Roboto Mono" w:eastAsia="Roboto Mono" w:hAnsi="Roboto Mono"/>
           <w:b/>
           <w:bCs/>
-          <w:sz w:val="24"/>
         </w:rPr>
         <w:t>multiple changes</w:t>
       </w:r>
       <w:r>
         <w:rPr>
           <w:rFonts w:ascii="Roboto Mono" w:eastAsia="Roboto Mono" w:hAnsi="Roboto Mono"/>
-          <w:sz w:val="24"/>
         </w:rPr>
         <w:t xml:space="preserve"> safely and consistently (especially in multi-user environments)</w:t>
       </w:r>
       <w:r>
         <w:rPr>
           <w:rFonts w:ascii="Roboto Mono" w:eastAsia="Roboto Mono" w:hAnsi="Roboto Mono"/>
-          <w:sz w:val="24"/>
         </w:rPr>
         <w:br/>
       </w:r>
@@ -591,9 +502,8 @@
       <w:r>
         <w:rPr>
           <w:rFonts w:ascii="Roboto Mono" w:eastAsia="Roboto Mono" w:hAnsi="Roboto Mono"/>
-          <w:sz w:val="24"/>
-        </w:rPr>
-        <w:pict w14:anchorId="49C9D7B6">
+        </w:rPr>
+        <w:pict w14:anchorId="26C1088D">
           <v:rect id="_x0000_i1027" style="width:0;height:1.5pt" o:hralign="center" o:hrstd="t" o:hr="t" fillcolor="#a0a0a0" stroked="f"/>
         </w:pict>
       </w:r>
@@ -607,7 +517,6 @@
       <w:bookmarkStart w:id="4" w:name="_5tgyu0jg1ga9" w:colFirst="0" w:colLast="0"/>
       <w:bookmarkEnd w:id="4"/>
       <w:r>
-        <w:lastRenderedPageBreak/>
         <w:t>🧩 Example Scenario (Bank Transfer):</w:t>
       </w:r>
     </w:p>
@@ -630,25 +539,7 @@
           <w:sz w:val="18"/>
           <w:highlight w:val="lightGray"/>
         </w:rPr>
-        <w:t xml:space="preserve">: Persons Table -&gt; ID Column: 1, </w:t>
-      </w:r>
-      <w:proofErr w:type="spellStart"/>
-      <w:r>
-        <w:rPr>
-          <w:color w:val="000000"/>
-          <w:sz w:val="18"/>
-          <w:highlight w:val="lightGray"/>
-        </w:rPr>
-        <w:t>Name_En</w:t>
-      </w:r>
-      <w:proofErr w:type="spellEnd"/>
-      <w:r>
-        <w:rPr>
-          <w:color w:val="000000"/>
-          <w:sz w:val="18"/>
-          <w:highlight w:val="lightGray"/>
-        </w:rPr>
-        <w:t xml:space="preserve"> Column: Motasem Essam] -&gt; </w:t>
+        <w:t xml:space="preserve">: Persons Table -&gt; ID Column: 1, Name_En Column: Motasem Essam] -&gt; </w:t>
       </w:r>
       <w:r>
         <w:rPr>
@@ -692,7 +583,6 @@
       <w:r>
         <w:rPr>
           <w:rFonts w:ascii="Roboto Mono" w:eastAsia="Roboto Mono" w:hAnsi="Roboto Mono"/>
-          <w:sz w:val="24"/>
         </w:rPr>
         <w:t>Suppose you're transferring $100 from Account A to Account B:</w:t>
       </w:r>
@@ -706,7 +596,7 @@
           <w:noProof/>
         </w:rPr>
         <w:drawing>
-          <wp:inline distT="114300" distB="114300" distL="114300" distR="114300" wp14:anchorId="691BBF98" wp14:editId="68920B06">
+          <wp:inline distT="114300" distB="114300" distL="114300" distR="114300" wp14:anchorId="720BD1F2" wp14:editId="4A823756">
             <wp:extent cx="5943600" cy="1778000"/>
             <wp:effectExtent l="0" t="0" r="0" b="0"/>
             <wp:docPr id="3" name="image3.png"/>
@@ -746,7 +636,6 @@
       <w:r>
         <w:rPr>
           <w:rFonts w:ascii="Roboto Mono" w:eastAsia="Roboto Mono" w:hAnsi="Roboto Mono"/>
-          <w:sz w:val="24"/>
         </w:rPr>
         <w:t>BEGIN;</w:t>
       </w:r>
@@ -756,50 +645,16 @@
       <w:r>
         <w:rPr>
           <w:rFonts w:ascii="Roboto Mono" w:eastAsia="Roboto Mono" w:hAnsi="Roboto Mono"/>
-          <w:sz w:val="24"/>
-        </w:rPr>
-        <w:t xml:space="preserve">UPDATE accounts SET balance = balance - 100 WHERE </w:t>
-      </w:r>
-      <w:proofErr w:type="spellStart"/>
-      <w:r>
-        <w:rPr>
-          <w:rFonts w:ascii="Roboto Mono" w:eastAsia="Roboto Mono" w:hAnsi="Roboto Mono"/>
-          <w:sz w:val="24"/>
-        </w:rPr>
-        <w:t>account_id</w:t>
-      </w:r>
-      <w:proofErr w:type="spellEnd"/>
-      <w:r>
-        <w:rPr>
-          <w:rFonts w:ascii="Roboto Mono" w:eastAsia="Roboto Mono" w:hAnsi="Roboto Mono"/>
-          <w:sz w:val="24"/>
-        </w:rPr>
-        <w:t xml:space="preserve"> = 'A';</w:t>
-      </w:r>
-    </w:p>
-    <w:p>
-      <w:r>
-        <w:rPr>
-          <w:rFonts w:ascii="Roboto Mono" w:eastAsia="Roboto Mono" w:hAnsi="Roboto Mono"/>
-          <w:sz w:val="24"/>
-        </w:rPr>
-        <w:t xml:space="preserve">UPDATE accounts SET balance = balance + 100 WHERE </w:t>
-      </w:r>
-      <w:proofErr w:type="spellStart"/>
-      <w:r>
-        <w:rPr>
-          <w:rFonts w:ascii="Roboto Mono" w:eastAsia="Roboto Mono" w:hAnsi="Roboto Mono"/>
-          <w:sz w:val="24"/>
-        </w:rPr>
-        <w:t>account_id</w:t>
-      </w:r>
-      <w:proofErr w:type="spellEnd"/>
-      <w:r>
-        <w:rPr>
-          <w:rFonts w:ascii="Roboto Mono" w:eastAsia="Roboto Mono" w:hAnsi="Roboto Mono"/>
-          <w:sz w:val="24"/>
-        </w:rPr>
-        <w:t xml:space="preserve"> = 'B';</w:t>
+        </w:rPr>
+        <w:t>UPDATE accounts SET balance = balance - 100 WHERE account_id = 'A';</w:t>
+      </w:r>
+    </w:p>
+    <w:p>
+      <w:r>
+        <w:rPr>
+          <w:rFonts w:ascii="Roboto Mono" w:eastAsia="Roboto Mono" w:hAnsi="Roboto Mono"/>
+        </w:rPr>
+        <w:t>UPDATE accounts SET balance = balance + 100 WHERE account_id = 'B';</w:t>
       </w:r>
     </w:p>
     <w:p/>
@@ -807,7 +662,6 @@
       <w:r>
         <w:rPr>
           <w:rFonts w:ascii="Roboto Mono" w:eastAsia="Roboto Mono" w:hAnsi="Roboto Mono"/>
-          <w:sz w:val="24"/>
         </w:rPr>
         <w:t>COMMIT;</w:t>
       </w:r>
@@ -820,7 +674,6 @@
       <w:r>
         <w:rPr>
           <w:rFonts w:ascii="Roboto Mono" w:eastAsia="Roboto Mono" w:hAnsi="Roboto Mono"/>
-          <w:sz w:val="24"/>
         </w:rPr>
         <w:t>If anything goes wrong (e.g., power failure), you can:</w:t>
       </w:r>
@@ -834,7 +687,7 @@
           <w:noProof/>
         </w:rPr>
         <w:drawing>
-          <wp:inline distT="114300" distB="114300" distL="114300" distR="114300" wp14:anchorId="45BDD918" wp14:editId="1F3E477C">
+          <wp:inline distT="114300" distB="114300" distL="114300" distR="114300" wp14:anchorId="0091B2FE" wp14:editId="708C5818">
             <wp:extent cx="5943600" cy="800100"/>
             <wp:effectExtent l="0" t="0" r="0" b="0"/>
             <wp:docPr id="4" name="image6.png"/>
@@ -874,7 +727,6 @@
       <w:r>
         <w:rPr>
           <w:rFonts w:ascii="Roboto Mono" w:eastAsia="Roboto Mono" w:hAnsi="Roboto Mono"/>
-          <w:sz w:val="24"/>
         </w:rPr>
         <w:t>ROLLBACK;</w:t>
       </w:r>
@@ -887,7 +739,6 @@
       <w:r>
         <w:rPr>
           <w:rFonts w:ascii="Roboto Mono" w:eastAsia="Roboto Mono" w:hAnsi="Roboto Mono"/>
-          <w:sz w:val="24"/>
         </w:rPr>
         <w:t xml:space="preserve">This ensures </w:t>
       </w:r>
@@ -896,14 +747,12 @@
           <w:rFonts w:ascii="Roboto Mono" w:eastAsia="Roboto Mono" w:hAnsi="Roboto Mono"/>
           <w:b/>
           <w:bCs/>
-          <w:sz w:val="24"/>
         </w:rPr>
         <w:t>money isn't lost or duplicated</w:t>
       </w:r>
       <w:r>
         <w:rPr>
           <w:rFonts w:ascii="Roboto Mono" w:eastAsia="Roboto Mono" w:hAnsi="Roboto Mono" w:cs="Arial Unicode MS"/>
-          <w:sz w:val="24"/>
         </w:rPr>
         <w:t>. ✅</w:t>
       </w:r>
@@ -912,9 +761,8 @@
       <w:r>
         <w:rPr>
           <w:rFonts w:ascii="Roboto Mono" w:eastAsia="Roboto Mono" w:hAnsi="Roboto Mono"/>
-          <w:sz w:val="24"/>
-        </w:rPr>
-        <w:pict w14:anchorId="33492AC0">
+        </w:rPr>
+        <w:pict w14:anchorId="5671D43A">
           <v:rect id="_x0000_i1028" style="width:0;height:1.5pt" o:hralign="center" o:hrstd="t" o:hr="t" fillcolor="#a0a0a0" stroked="f"/>
         </w:pict>
       </w:r>
@@ -928,7 +776,6 @@
       <w:bookmarkStart w:id="5" w:name="_4ws6q59c6uy6" w:colFirst="0" w:colLast="0"/>
       <w:bookmarkEnd w:id="5"/>
       <w:r>
-        <w:lastRenderedPageBreak/>
         <w:t>📘 Properties of a Transaction (ACID):</w:t>
       </w:r>
     </w:p>
@@ -958,25 +805,7 @@
           <w:sz w:val="18"/>
           <w:highlight w:val="lightGray"/>
         </w:rPr>
-        <w:t xml:space="preserve">: Persons Table -&gt; ID Column: 1, </w:t>
-      </w:r>
-      <w:proofErr w:type="spellStart"/>
-      <w:r>
-        <w:rPr>
-          <w:color w:val="000000"/>
-          <w:sz w:val="18"/>
-          <w:highlight w:val="lightGray"/>
-        </w:rPr>
-        <w:t>Name_En</w:t>
-      </w:r>
-      <w:proofErr w:type="spellEnd"/>
-      <w:r>
-        <w:rPr>
-          <w:color w:val="000000"/>
-          <w:sz w:val="18"/>
-          <w:highlight w:val="lightGray"/>
-        </w:rPr>
-        <w:t xml:space="preserve"> Column: Motasem Essam] -&gt; </w:t>
+        <w:t xml:space="preserve">: Persons Table -&gt; ID Column: 1, Name_En Column: Motasem Essam] -&gt; </w:t>
       </w:r>
       <w:r>
         <w:rPr>
@@ -1019,7 +848,7 @@
           <w:noProof/>
         </w:rPr>
         <w:drawing>
-          <wp:inline distT="114300" distB="114300" distL="114300" distR="114300" wp14:anchorId="18F9E543" wp14:editId="45DD0931">
+          <wp:inline distT="114300" distB="114300" distL="114300" distR="114300" wp14:anchorId="531C75CC" wp14:editId="05DFF9D7">
             <wp:extent cx="5943600" cy="1803400"/>
             <wp:effectExtent l="0" t="0" r="0" b="0"/>
             <wp:docPr id="2" name="image1.png"/>
@@ -1057,9 +886,7 @@
     </w:p>
     <w:tbl>
       <w:tblPr>
-        <w:tblStyle w:val="a"/>
         <w:tblW w:w="8725" w:type="dxa"/>
-        <w:tblInd w:w="0" w:type="dxa"/>
         <w:tblBorders>
           <w:top w:val="nil"/>
           <w:left w:val="nil"/>
@@ -1104,7 +931,6 @@
                 <w:rFonts w:ascii="Roboto Mono" w:eastAsia="Roboto Mono" w:hAnsi="Roboto Mono"/>
                 <w:b/>
                 <w:bCs/>
-                <w:sz w:val="24"/>
               </w:rPr>
               <w:t>Property</w:t>
             </w:r>
@@ -1135,7 +961,6 @@
                 <w:rFonts w:ascii="Roboto Mono" w:eastAsia="Roboto Mono" w:hAnsi="Roboto Mono"/>
                 <w:b/>
                 <w:bCs/>
-                <w:sz w:val="24"/>
               </w:rPr>
               <w:t>Description</w:t>
             </w:r>
@@ -1168,7 +993,6 @@
                 <w:rFonts w:ascii="Roboto Mono" w:eastAsia="Roboto Mono" w:hAnsi="Roboto Mono"/>
                 <w:b/>
                 <w:bCs/>
-                <w:sz w:val="24"/>
               </w:rPr>
               <w:t>A - Atomicity</w:t>
             </w:r>
@@ -1194,7 +1018,6 @@
             <w:r>
               <w:rPr>
                 <w:rFonts w:ascii="Roboto Mono" w:eastAsia="Roboto Mono" w:hAnsi="Roboto Mono"/>
-                <w:sz w:val="24"/>
               </w:rPr>
               <w:t>All operations succeed or none do</w:t>
             </w:r>
@@ -1227,7 +1050,6 @@
                 <w:rFonts w:ascii="Roboto Mono" w:eastAsia="Roboto Mono" w:hAnsi="Roboto Mono"/>
                 <w:b/>
                 <w:bCs/>
-                <w:sz w:val="24"/>
               </w:rPr>
               <w:t>C - Consistency</w:t>
             </w:r>
@@ -1253,7 +1075,6 @@
             <w:r>
               <w:rPr>
                 <w:rFonts w:ascii="Roboto Mono" w:eastAsia="Roboto Mono" w:hAnsi="Roboto Mono"/>
-                <w:sz w:val="24"/>
               </w:rPr>
               <w:t>Keeps the database in a valid state</w:t>
             </w:r>
@@ -1286,7 +1107,6 @@
                 <w:rFonts w:ascii="Roboto Mono" w:eastAsia="Roboto Mono" w:hAnsi="Roboto Mono"/>
                 <w:b/>
                 <w:bCs/>
-                <w:sz w:val="24"/>
               </w:rPr>
               <w:t>I - Isolation</w:t>
             </w:r>
@@ -1312,7 +1132,6 @@
             <w:r>
               <w:rPr>
                 <w:rFonts w:ascii="Roboto Mono" w:eastAsia="Roboto Mono" w:hAnsi="Roboto Mono"/>
-                <w:sz w:val="24"/>
               </w:rPr>
               <w:t>One transaction doesn't interfere with others</w:t>
             </w:r>
@@ -1345,7 +1164,6 @@
                 <w:rFonts w:ascii="Roboto Mono" w:eastAsia="Roboto Mono" w:hAnsi="Roboto Mono"/>
                 <w:b/>
                 <w:bCs/>
-                <w:sz w:val="24"/>
               </w:rPr>
               <w:t>D - Durability</w:t>
             </w:r>
@@ -1371,7 +1189,6 @@
             <w:r>
               <w:rPr>
                 <w:rFonts w:ascii="Roboto Mono" w:eastAsia="Roboto Mono" w:hAnsi="Roboto Mono"/>
-                <w:sz w:val="24"/>
               </w:rPr>
               <w:t>Once committed, changes are permanent—even if the system crashes</w:t>
             </w:r>
@@ -1383,9 +1200,8 @@
       <w:r>
         <w:rPr>
           <w:rFonts w:ascii="Roboto Mono" w:eastAsia="Roboto Mono" w:hAnsi="Roboto Mono"/>
-          <w:sz w:val="24"/>
-        </w:rPr>
-        <w:pict w14:anchorId="4BB66C13">
+        </w:rPr>
+        <w:pict w14:anchorId="67E78817">
           <v:rect id="_x0000_i1029" style="width:0;height:1.5pt" o:hralign="center" o:hrstd="t" o:hr="t" fillcolor="#a0a0a0" stroked="f"/>
         </w:pict>
       </w:r>
@@ -1421,25 +1237,7 @@
           <w:sz w:val="18"/>
           <w:highlight w:val="lightGray"/>
         </w:rPr>
-        <w:t xml:space="preserve">: Persons Table -&gt; ID Column: 1, </w:t>
-      </w:r>
-      <w:proofErr w:type="spellStart"/>
-      <w:r>
-        <w:rPr>
-          <w:color w:val="000000"/>
-          <w:sz w:val="18"/>
-          <w:highlight w:val="lightGray"/>
-        </w:rPr>
-        <w:t>Name_En</w:t>
-      </w:r>
-      <w:proofErr w:type="spellEnd"/>
-      <w:r>
-        <w:rPr>
-          <w:color w:val="000000"/>
-          <w:sz w:val="18"/>
-          <w:highlight w:val="lightGray"/>
-        </w:rPr>
-        <w:t xml:space="preserve"> Column: Motasem Essam] -&gt; </w:t>
+        <w:t xml:space="preserve">: Persons Table -&gt; ID Column: 1, Name_En Column: Motasem Essam] -&gt; </w:t>
       </w:r>
       <w:r>
         <w:rPr>
@@ -1482,14 +1280,13 @@
           <w:ilvl w:val="0"/>
           <w:numId w:val="1"/>
         </w:numPr>
-        <w:spacing w:before="240"/>
+        <w:spacing w:before="240" w:after="0" w:line="276" w:lineRule="auto"/>
       </w:pPr>
       <w:r>
         <w:rPr>
           <w:rFonts w:ascii="Roboto Mono" w:eastAsia="Roboto Mono" w:hAnsi="Roboto Mono"/>
           <w:b/>
           <w:bCs/>
-          <w:sz w:val="24"/>
         </w:rPr>
         <w:t>BEGIN / START TRANSACTION</w:t>
       </w:r>
@@ -1498,7 +1295,6 @@
           <w:rFonts w:ascii="Roboto Mono" w:eastAsia="Roboto Mono" w:hAnsi="Roboto Mono"/>
           <w:b/>
           <w:bCs/>
-          <w:sz w:val="24"/>
         </w:rPr>
         <w:br/>
       </w:r>
@@ -1509,11 +1305,11 @@
           <w:ilvl w:val="0"/>
           <w:numId w:val="1"/>
         </w:numPr>
-      </w:pPr>
-      <w:r>
-        <w:rPr>
-          <w:rFonts w:ascii="Roboto Mono" w:eastAsia="Roboto Mono" w:hAnsi="Roboto Mono"/>
-          <w:sz w:val="24"/>
+        <w:spacing w:after="0" w:line="276" w:lineRule="auto"/>
+      </w:pPr>
+      <w:r>
+        <w:rPr>
+          <w:rFonts w:ascii="Roboto Mono" w:eastAsia="Roboto Mono" w:hAnsi="Roboto Mono"/>
         </w:rPr>
         <w:t xml:space="preserve">Do your </w:t>
       </w:r>
@@ -1521,14 +1317,12 @@
         <w:rPr>
           <w:rFonts w:ascii="Roboto Mono" w:eastAsia="Roboto Mono" w:hAnsi="Roboto Mono" w:cs="Roboto Mono"/>
           <w:color w:val="188038"/>
-          <w:sz w:val="24"/>
         </w:rPr>
         <w:t>INSERT</w:t>
       </w:r>
       <w:r>
         <w:rPr>
           <w:rFonts w:ascii="Roboto Mono" w:eastAsia="Roboto Mono" w:hAnsi="Roboto Mono"/>
-          <w:sz w:val="24"/>
         </w:rPr>
         <w:t xml:space="preserve">, </w:t>
       </w:r>
@@ -1536,14 +1330,12 @@
         <w:rPr>
           <w:rFonts w:ascii="Roboto Mono" w:eastAsia="Roboto Mono" w:hAnsi="Roboto Mono" w:cs="Roboto Mono"/>
           <w:color w:val="188038"/>
-          <w:sz w:val="24"/>
         </w:rPr>
         <w:t>UPDATE</w:t>
       </w:r>
       <w:r>
         <w:rPr>
           <w:rFonts w:ascii="Roboto Mono" w:eastAsia="Roboto Mono" w:hAnsi="Roboto Mono"/>
-          <w:sz w:val="24"/>
         </w:rPr>
         <w:t xml:space="preserve">, </w:t>
       </w:r>
@@ -1551,21 +1343,18 @@
         <w:rPr>
           <w:rFonts w:ascii="Roboto Mono" w:eastAsia="Roboto Mono" w:hAnsi="Roboto Mono" w:cs="Roboto Mono"/>
           <w:color w:val="188038"/>
-          <w:sz w:val="24"/>
         </w:rPr>
         <w:t>DELETE</w:t>
       </w:r>
       <w:r>
         <w:rPr>
           <w:rFonts w:ascii="Roboto Mono" w:eastAsia="Roboto Mono" w:hAnsi="Roboto Mono"/>
-          <w:sz w:val="24"/>
         </w:rPr>
         <w:t xml:space="preserve"> statements</w:t>
       </w:r>
       <w:r>
         <w:rPr>
           <w:rFonts w:ascii="Roboto Mono" w:eastAsia="Roboto Mono" w:hAnsi="Roboto Mono"/>
-          <w:sz w:val="24"/>
         </w:rPr>
         <w:br/>
       </w:r>
@@ -1576,18 +1365,17 @@
           <w:ilvl w:val="0"/>
           <w:numId w:val="1"/>
         </w:numPr>
-      </w:pPr>
-      <w:r>
-        <w:rPr>
-          <w:rFonts w:ascii="Roboto Mono" w:eastAsia="Roboto Mono" w:hAnsi="Roboto Mono"/>
-          <w:sz w:val="24"/>
+        <w:spacing w:after="0" w:line="276" w:lineRule="auto"/>
+      </w:pPr>
+      <w:r>
+        <w:rPr>
+          <w:rFonts w:ascii="Roboto Mono" w:eastAsia="Roboto Mono" w:hAnsi="Roboto Mono"/>
         </w:rPr>
         <w:t>Decide:</w:t>
       </w:r>
       <w:r>
         <w:rPr>
           <w:rFonts w:ascii="Roboto Mono" w:eastAsia="Roboto Mono" w:hAnsi="Roboto Mono"/>
-          <w:sz w:val="24"/>
         </w:rPr>
         <w:br/>
       </w:r>
@@ -1598,34 +1386,30 @@
           <w:ilvl w:val="1"/>
           <w:numId w:val="1"/>
         </w:numPr>
-      </w:pPr>
-      <w:r>
-        <w:rPr>
-          <w:rFonts w:ascii="Roboto Mono" w:eastAsia="Roboto Mono" w:hAnsi="Roboto Mono"/>
-          <w:sz w:val="24"/>
-        </w:rPr>
-        <w:lastRenderedPageBreak/>
+        <w:spacing w:after="0" w:line="276" w:lineRule="auto"/>
+      </w:pPr>
+      <w:r>
+        <w:rPr>
+          <w:rFonts w:ascii="Roboto Mono" w:eastAsia="Roboto Mono" w:hAnsi="Roboto Mono"/>
+        </w:rPr>
         <w:t xml:space="preserve">Use </w:t>
       </w:r>
       <w:r>
         <w:rPr>
           <w:rFonts w:ascii="Roboto Mono" w:eastAsia="Roboto Mono" w:hAnsi="Roboto Mono" w:cs="Roboto Mono"/>
           <w:color w:val="188038"/>
-          <w:sz w:val="24"/>
         </w:rPr>
         <w:t>COMMIT</w:t>
       </w:r>
       <w:r>
         <w:rPr>
           <w:rFonts w:ascii="Roboto Mono" w:eastAsia="Roboto Mono" w:hAnsi="Roboto Mono"/>
-          <w:sz w:val="24"/>
         </w:rPr>
         <w:t xml:space="preserve"> to save changes</w:t>
       </w:r>
       <w:r>
         <w:rPr>
           <w:rFonts w:ascii="Roboto Mono" w:eastAsia="Roboto Mono" w:hAnsi="Roboto Mono"/>
-          <w:sz w:val="24"/>
         </w:rPr>
         <w:br/>
       </w:r>
@@ -1636,12 +1420,11 @@
           <w:ilvl w:val="1"/>
           <w:numId w:val="1"/>
         </w:numPr>
-        <w:spacing w:after="240"/>
-      </w:pPr>
-      <w:r>
-        <w:rPr>
-          <w:rFonts w:ascii="Roboto Mono" w:eastAsia="Roboto Mono" w:hAnsi="Roboto Mono"/>
-          <w:sz w:val="24"/>
+        <w:spacing w:after="240" w:line="276" w:lineRule="auto"/>
+      </w:pPr>
+      <w:r>
+        <w:rPr>
+          <w:rFonts w:ascii="Roboto Mono" w:eastAsia="Roboto Mono" w:hAnsi="Roboto Mono"/>
         </w:rPr>
         <w:t xml:space="preserve">Use </w:t>
       </w:r>
@@ -1649,21 +1432,18 @@
         <w:rPr>
           <w:rFonts w:ascii="Roboto Mono" w:eastAsia="Roboto Mono" w:hAnsi="Roboto Mono" w:cs="Roboto Mono"/>
           <w:color w:val="188038"/>
-          <w:sz w:val="24"/>
         </w:rPr>
         <w:t>ROLLBACK</w:t>
       </w:r>
       <w:r>
         <w:rPr>
           <w:rFonts w:ascii="Roboto Mono" w:eastAsia="Roboto Mono" w:hAnsi="Roboto Mono"/>
-          <w:sz w:val="24"/>
         </w:rPr>
         <w:t xml:space="preserve"> to undo if there's an error</w:t>
       </w:r>
       <w:r>
         <w:rPr>
           <w:rFonts w:ascii="Roboto Mono" w:eastAsia="Roboto Mono" w:hAnsi="Roboto Mono"/>
-          <w:sz w:val="24"/>
         </w:rPr>
         <w:br/>
       </w:r>
@@ -1672,9 +1452,8 @@
       <w:r>
         <w:rPr>
           <w:rFonts w:ascii="Roboto Mono" w:eastAsia="Roboto Mono" w:hAnsi="Roboto Mono"/>
-          <w:sz w:val="24"/>
-        </w:rPr>
-        <w:pict w14:anchorId="305CF57C">
+        </w:rPr>
+        <w:pict w14:anchorId="385CBE16">
           <v:rect id="_x0000_i1030" style="width:0;height:1.5pt" o:hralign="center" o:hrstd="t" o:hr="t" fillcolor="#a0a0a0" stroked="f"/>
         </w:pict>
       </w:r>
@@ -1713,25 +1492,7 @@
           <w:sz w:val="18"/>
           <w:highlight w:val="lightGray"/>
         </w:rPr>
-        <w:t xml:space="preserve">: Persons Table -&gt; ID Column: 1, </w:t>
-      </w:r>
-      <w:proofErr w:type="spellStart"/>
-      <w:r>
-        <w:rPr>
-          <w:color w:val="000000"/>
-          <w:sz w:val="18"/>
-          <w:highlight w:val="lightGray"/>
-        </w:rPr>
-        <w:t>Name_En</w:t>
-      </w:r>
-      <w:proofErr w:type="spellEnd"/>
-      <w:r>
-        <w:rPr>
-          <w:color w:val="000000"/>
-          <w:sz w:val="18"/>
-          <w:highlight w:val="lightGray"/>
-        </w:rPr>
-        <w:t xml:space="preserve"> Column: Motasem Essam] -&gt; </w:t>
+        <w:t xml:space="preserve">: Persons Table -&gt; ID Column: 1, Name_En Column: Motasem Essam] -&gt; </w:t>
       </w:r>
       <w:r>
         <w:rPr>
@@ -1775,7 +1536,6 @@
       <w:r>
         <w:rPr>
           <w:rFonts w:ascii="Roboto Mono" w:eastAsia="Roboto Mono" w:hAnsi="Roboto Mono"/>
-          <w:sz w:val="24"/>
         </w:rPr>
         <w:t xml:space="preserve">A </w:t>
       </w:r>
@@ -1784,14 +1544,12 @@
           <w:rFonts w:ascii="Roboto Mono" w:eastAsia="Roboto Mono" w:hAnsi="Roboto Mono"/>
           <w:b/>
           <w:bCs/>
-          <w:sz w:val="24"/>
         </w:rPr>
         <w:t>transaction</w:t>
       </w:r>
       <w:r>
         <w:rPr>
           <w:rFonts w:ascii="Roboto Mono" w:eastAsia="Roboto Mono" w:hAnsi="Roboto Mono"/>
-          <w:sz w:val="24"/>
         </w:rPr>
         <w:t xml:space="preserve"> = a </w:t>
       </w:r>
@@ -1800,14 +1558,12 @@
           <w:rFonts w:ascii="Roboto Mono" w:eastAsia="Roboto Mono" w:hAnsi="Roboto Mono"/>
           <w:b/>
           <w:bCs/>
-          <w:sz w:val="24"/>
         </w:rPr>
         <w:t>safe group of SQL operations</w:t>
       </w:r>
       <w:r>
         <w:rPr>
           <w:rFonts w:ascii="Roboto Mono" w:eastAsia="Roboto Mono" w:hAnsi="Roboto Mono"/>
-          <w:sz w:val="24"/>
         </w:rPr>
         <w:t xml:space="preserve"> that should happen </w:t>
       </w:r>
@@ -1816,14 +1572,12 @@
           <w:rFonts w:ascii="Roboto Mono" w:eastAsia="Roboto Mono" w:hAnsi="Roboto Mono"/>
           <w:b/>
           <w:bCs/>
-          <w:sz w:val="24"/>
         </w:rPr>
         <w:t>together or not at all</w:t>
       </w:r>
       <w:r>
         <w:rPr>
           <w:rFonts w:ascii="Roboto Mono" w:eastAsia="Roboto Mono" w:hAnsi="Roboto Mono"/>
-          <w:sz w:val="24"/>
         </w:rPr>
         <w:t>.</w:t>
       </w:r>
@@ -1835,7 +1589,6 @@
       <w:r>
         <w:rPr>
           <w:rFonts w:ascii="Roboto Mono" w:eastAsia="Roboto Mono" w:hAnsi="Roboto Mono"/>
-          <w:sz w:val="24"/>
         </w:rPr>
         <w:t>Let me know if you want to practice with sample transaction scripts or error-handling cases.</w:t>
       </w:r>
@@ -1880,25 +1633,7 @@
           <w:sz w:val="18"/>
           <w:highlight w:val="lightGray"/>
         </w:rPr>
-        <w:t xml:space="preserve">: Persons Table -&gt; ID Column: 1, </w:t>
-      </w:r>
-      <w:proofErr w:type="spellStart"/>
-      <w:r>
-        <w:rPr>
-          <w:color w:val="000000"/>
-          <w:sz w:val="18"/>
-          <w:highlight w:val="lightGray"/>
-        </w:rPr>
-        <w:t>Name_En</w:t>
-      </w:r>
-      <w:proofErr w:type="spellEnd"/>
-      <w:r>
-        <w:rPr>
-          <w:color w:val="000000"/>
-          <w:sz w:val="18"/>
-          <w:highlight w:val="lightGray"/>
-        </w:rPr>
-        <w:t xml:space="preserve"> Column: Motasem Essam] -&gt; </w:t>
+        <w:t xml:space="preserve">: Persons Table -&gt; ID Column: 1, Name_En Column: Motasem Essam] -&gt; </w:t>
       </w:r>
       <w:r>
         <w:rPr>
@@ -1941,7 +1676,7 @@
           <w:noProof/>
         </w:rPr>
         <w:drawing>
-          <wp:inline distT="114300" distB="114300" distL="114300" distR="114300" wp14:anchorId="7942750E" wp14:editId="05918038">
+          <wp:inline distT="114300" distB="114300" distL="114300" distR="114300" wp14:anchorId="7C8061B4" wp14:editId="643123DC">
             <wp:extent cx="5943600" cy="1663700"/>
             <wp:effectExtent l="0" t="0" r="0" b="0"/>
             <wp:docPr id="6" name="image5.png"/>
@@ -1979,9 +1714,7 @@
     </w:p>
     <w:tbl>
       <w:tblPr>
-        <w:tblStyle w:val="a0"/>
         <w:tblW w:w="9265" w:type="dxa"/>
-        <w:tblInd w:w="0" w:type="dxa"/>
         <w:tblBorders>
           <w:top w:val="nil"/>
           <w:left w:val="nil"/>
@@ -2026,7 +1759,6 @@
                 <w:rFonts w:ascii="Roboto Mono" w:eastAsia="Roboto Mono" w:hAnsi="Roboto Mono"/>
                 <w:b/>
                 <w:bCs/>
-                <w:sz w:val="24"/>
               </w:rPr>
               <w:t>Command</w:t>
             </w:r>
@@ -2057,7 +1789,6 @@
                 <w:rFonts w:ascii="Roboto Mono" w:eastAsia="Roboto Mono" w:hAnsi="Roboto Mono"/>
                 <w:b/>
                 <w:bCs/>
-                <w:sz w:val="24"/>
               </w:rPr>
               <w:t>Purpose</w:t>
             </w:r>
@@ -2089,7 +1820,6 @@
               <w:rPr>
                 <w:rFonts w:ascii="Roboto Mono" w:eastAsia="Roboto Mono" w:hAnsi="Roboto Mono" w:cs="Roboto Mono"/>
                 <w:color w:val="188038"/>
-                <w:sz w:val="24"/>
               </w:rPr>
               <w:t>COMMIT</w:t>
             </w:r>
@@ -2115,7 +1845,6 @@
             <w:r>
               <w:rPr>
                 <w:rFonts w:ascii="Roboto Mono" w:eastAsia="Roboto Mono" w:hAnsi="Roboto Mono"/>
-                <w:sz w:val="24"/>
               </w:rPr>
               <w:t>Save all changes made in the current transaction permanently to the database</w:t>
             </w:r>
@@ -2147,7 +1876,6 @@
               <w:rPr>
                 <w:rFonts w:ascii="Roboto Mono" w:eastAsia="Roboto Mono" w:hAnsi="Roboto Mono" w:cs="Roboto Mono"/>
                 <w:color w:val="188038"/>
-                <w:sz w:val="24"/>
               </w:rPr>
               <w:t>ROLLBACK</w:t>
             </w:r>
@@ -2173,7 +1901,6 @@
             <w:r>
               <w:rPr>
                 <w:rFonts w:ascii="Roboto Mono" w:eastAsia="Roboto Mono" w:hAnsi="Roboto Mono"/>
-                <w:sz w:val="24"/>
               </w:rPr>
               <w:t>Undo all changes made in the current transaction</w:t>
             </w:r>
@@ -2205,9 +1932,7 @@
               <w:rPr>
                 <w:rFonts w:ascii="Roboto Mono" w:eastAsia="Roboto Mono" w:hAnsi="Roboto Mono" w:cs="Roboto Mono"/>
                 <w:color w:val="188038"/>
-                <w:sz w:val="24"/>
               </w:rPr>
-              <w:lastRenderedPageBreak/>
               <w:t>SAVEPOINT</w:t>
             </w:r>
           </w:p>
@@ -2232,7 +1957,6 @@
             <w:r>
               <w:rPr>
                 <w:rFonts w:ascii="Roboto Mono" w:eastAsia="Roboto Mono" w:hAnsi="Roboto Mono"/>
-                <w:sz w:val="24"/>
               </w:rPr>
               <w:t>Set a point within a transaction to which you can later roll back</w:t>
             </w:r>
@@ -2264,7 +1988,6 @@
               <w:rPr>
                 <w:rFonts w:ascii="Roboto Mono" w:eastAsia="Roboto Mono" w:hAnsi="Roboto Mono" w:cs="Roboto Mono"/>
                 <w:color w:val="188038"/>
-                <w:sz w:val="24"/>
               </w:rPr>
               <w:t>SET TRANSACTION</w:t>
             </w:r>
@@ -2290,7 +2013,6 @@
             <w:r>
               <w:rPr>
                 <w:rFonts w:ascii="Roboto Mono" w:eastAsia="Roboto Mono" w:hAnsi="Roboto Mono"/>
-                <w:sz w:val="24"/>
               </w:rPr>
               <w:t>Set transaction properties like isolation level (optional/advanced)</w:t>
             </w:r>
@@ -2302,9 +2024,8 @@
       <w:r>
         <w:rPr>
           <w:rFonts w:ascii="Roboto Mono" w:eastAsia="Roboto Mono" w:hAnsi="Roboto Mono"/>
-          <w:sz w:val="24"/>
-        </w:rPr>
-        <w:pict w14:anchorId="39F087A3">
+        </w:rPr>
+        <w:pict w14:anchorId="58F522C4">
           <v:rect id="_x0000_i1031" style="width:0;height:1.5pt" o:hralign="center" o:hrstd="t" o:hr="t" fillcolor="#a0a0a0" stroked="f"/>
         </w:pict>
       </w:r>
@@ -2354,25 +2075,7 @@
           <w:sz w:val="18"/>
           <w:highlight w:val="lightGray"/>
         </w:rPr>
-        <w:t xml:space="preserve">: Persons Table -&gt; ID Column: 1, </w:t>
-      </w:r>
-      <w:proofErr w:type="spellStart"/>
-      <w:r>
-        <w:rPr>
-          <w:color w:val="000000"/>
-          <w:sz w:val="18"/>
-          <w:highlight w:val="lightGray"/>
-        </w:rPr>
-        <w:t>Name_En</w:t>
-      </w:r>
-      <w:proofErr w:type="spellEnd"/>
-      <w:r>
-        <w:rPr>
-          <w:color w:val="000000"/>
-          <w:sz w:val="18"/>
-          <w:highlight w:val="lightGray"/>
-        </w:rPr>
-        <w:t xml:space="preserve"> Column: Motasem Essam] -&gt; </w:t>
+        <w:t xml:space="preserve">: Persons Table -&gt; ID Column: 1, Name_En Column: Motasem Essam] -&gt; </w:t>
       </w:r>
       <w:r>
         <w:rPr>
@@ -2415,7 +2118,7 @@
           <w:noProof/>
         </w:rPr>
         <w:drawing>
-          <wp:inline distT="114300" distB="114300" distL="114300" distR="114300" wp14:anchorId="5B9040E5" wp14:editId="48167260">
+          <wp:inline distT="114300" distB="114300" distL="114300" distR="114300" wp14:anchorId="4C39974C" wp14:editId="586E196C">
             <wp:extent cx="5943600" cy="1168400"/>
             <wp:effectExtent l="0" t="0" r="0" b="0"/>
             <wp:docPr id="1" name="image4.png"/>
@@ -2455,7 +2158,6 @@
       <w:r>
         <w:rPr>
           <w:rFonts w:ascii="Roboto Mono" w:eastAsia="Roboto Mono" w:hAnsi="Roboto Mono"/>
-          <w:sz w:val="24"/>
         </w:rPr>
         <w:t>UPDATE accounts SET balance = balance - 100 WHERE id = 1;</w:t>
       </w:r>
@@ -2464,7 +2166,6 @@
       <w:r>
         <w:rPr>
           <w:rFonts w:ascii="Roboto Mono" w:eastAsia="Roboto Mono" w:hAnsi="Roboto Mono"/>
-          <w:sz w:val="24"/>
         </w:rPr>
         <w:t>UPDATE accounts SET balance = balance + 100 WHERE id = 2;</w:t>
       </w:r>
@@ -2473,7 +2174,6 @@
       <w:r>
         <w:rPr>
           <w:rFonts w:ascii="Roboto Mono" w:eastAsia="Roboto Mono" w:hAnsi="Roboto Mono"/>
-          <w:sz w:val="24"/>
         </w:rPr>
         <w:t>COMMIT;</w:t>
       </w:r>
@@ -2486,7 +2186,6 @@
       <w:r>
         <w:rPr>
           <w:rFonts w:ascii="Roboto Mono" w:eastAsia="Roboto Mono" w:hAnsi="Roboto Mono" w:cs="Arial Unicode MS"/>
-          <w:sz w:val="24"/>
         </w:rPr>
         <w:t>→ Both updates are saved.</w:t>
       </w:r>
@@ -2495,9 +2194,8 @@
       <w:r>
         <w:rPr>
           <w:rFonts w:ascii="Roboto Mono" w:eastAsia="Roboto Mono" w:hAnsi="Roboto Mono"/>
-          <w:sz w:val="24"/>
-        </w:rPr>
-        <w:pict w14:anchorId="202E96E8">
+        </w:rPr>
+        <w:pict w14:anchorId="4F438BB3">
           <v:rect id="_x0000_i1032" style="width:0;height:1.5pt" o:hralign="center" o:hrstd="t" o:hr="t" fillcolor="#a0a0a0" stroked="f"/>
         </w:pict>
       </w:r>
@@ -2541,25 +2239,7 @@
           <w:sz w:val="18"/>
           <w:highlight w:val="lightGray"/>
         </w:rPr>
-        <w:t xml:space="preserve">: Persons Table -&gt; ID Column: 1, </w:t>
-      </w:r>
-      <w:proofErr w:type="spellStart"/>
-      <w:r>
-        <w:rPr>
-          <w:color w:val="000000"/>
-          <w:sz w:val="18"/>
-          <w:highlight w:val="lightGray"/>
-        </w:rPr>
-        <w:t>Name_En</w:t>
-      </w:r>
-      <w:proofErr w:type="spellEnd"/>
-      <w:r>
-        <w:rPr>
-          <w:color w:val="000000"/>
-          <w:sz w:val="18"/>
-          <w:highlight w:val="lightGray"/>
-        </w:rPr>
-        <w:t xml:space="preserve"> Column: Motasem Essam] -&gt; </w:t>
+        <w:t xml:space="preserve">: Persons Table -&gt; ID Column: 1, Name_En Column: Motasem Essam] -&gt; </w:t>
       </w:r>
       <w:r>
         <w:rPr>
@@ -2602,7 +2282,7 @@
           <w:noProof/>
         </w:rPr>
         <w:drawing>
-          <wp:inline distT="114300" distB="114300" distL="114300" distR="114300" wp14:anchorId="36600771" wp14:editId="1D0A46A1">
+          <wp:inline distT="114300" distB="114300" distL="114300" distR="114300" wp14:anchorId="12D223C5" wp14:editId="22B306BF">
             <wp:extent cx="5943600" cy="1016000"/>
             <wp:effectExtent l="0" t="0" r="0" b="0"/>
             <wp:docPr id="7" name="image2.png"/>
@@ -2642,7 +2322,6 @@
       <w:r>
         <w:rPr>
           <w:rFonts w:ascii="Roboto Mono" w:eastAsia="Roboto Mono" w:hAnsi="Roboto Mono"/>
-          <w:sz w:val="24"/>
         </w:rPr>
         <w:t>UPDATE accounts SET balance = balance - 100 WHERE id = 1;</w:t>
       </w:r>
@@ -2651,9 +2330,7 @@
       <w:r>
         <w:rPr>
           <w:rFonts w:ascii="Roboto Mono" w:eastAsia="Roboto Mono" w:hAnsi="Roboto Mono"/>
-          <w:sz w:val="24"/>
-        </w:rPr>
-        <w:lastRenderedPageBreak/>
+        </w:rPr>
         <w:t>ROLLBACK;</w:t>
       </w:r>
     </w:p>
@@ -2665,7 +2342,6 @@
       <w:r>
         <w:rPr>
           <w:rFonts w:ascii="Roboto Mono" w:eastAsia="Roboto Mono" w:hAnsi="Roboto Mono" w:cs="Arial Unicode MS"/>
-          <w:sz w:val="24"/>
         </w:rPr>
         <w:t>→ The change is undone.</w:t>
       </w:r>
@@ -2674,9 +2350,8 @@
       <w:r>
         <w:rPr>
           <w:rFonts w:ascii="Roboto Mono" w:eastAsia="Roboto Mono" w:hAnsi="Roboto Mono"/>
-          <w:sz w:val="24"/>
-        </w:rPr>
-        <w:pict w14:anchorId="2E445A64">
+        </w:rPr>
+        <w:pict w14:anchorId="6D532B57">
           <v:rect id="_x0000_i1033" style="width:0;height:1.5pt" o:hralign="center" o:hrstd="t" o:hr="t" fillcolor="#a0a0a0" stroked="f"/>
         </w:pict>
       </w:r>
@@ -2720,25 +2395,7 @@
           <w:sz w:val="18"/>
           <w:highlight w:val="lightGray"/>
         </w:rPr>
-        <w:t xml:space="preserve">: Persons Table -&gt; ID Column: 1, </w:t>
-      </w:r>
-      <w:proofErr w:type="spellStart"/>
-      <w:r>
-        <w:rPr>
-          <w:color w:val="000000"/>
-          <w:sz w:val="18"/>
-          <w:highlight w:val="lightGray"/>
-        </w:rPr>
-        <w:t>Name_En</w:t>
-      </w:r>
-      <w:proofErr w:type="spellEnd"/>
-      <w:r>
-        <w:rPr>
-          <w:color w:val="000000"/>
-          <w:sz w:val="18"/>
-          <w:highlight w:val="lightGray"/>
-        </w:rPr>
-        <w:t xml:space="preserve"> Column: Motasem Essam] -&gt; </w:t>
+        <w:t xml:space="preserve">: Persons Table -&gt; ID Column: 1, Name_En Column: Motasem Essam] -&gt; </w:t>
       </w:r>
       <w:r>
         <w:rPr>
@@ -2781,7 +2438,7 @@
           <w:noProof/>
         </w:rPr>
         <w:drawing>
-          <wp:inline distT="114300" distB="114300" distL="114300" distR="114300" wp14:anchorId="0F4C883F" wp14:editId="06138B2B">
+          <wp:inline distT="114300" distB="114300" distL="114300" distR="114300" wp14:anchorId="4916A07B" wp14:editId="04177963">
             <wp:extent cx="5943600" cy="1231900"/>
             <wp:effectExtent l="0" t="0" r="0" b="0"/>
             <wp:docPr id="5" name="image7.png"/>
@@ -2821,32 +2478,14 @@
       <w:r>
         <w:rPr>
           <w:rFonts w:ascii="Roboto Mono" w:eastAsia="Roboto Mono" w:hAnsi="Roboto Mono"/>
-          <w:sz w:val="24"/>
-        </w:rPr>
-        <w:t xml:space="preserve">SAVEPOINT </w:t>
-      </w:r>
-      <w:proofErr w:type="spellStart"/>
-      <w:r>
-        <w:rPr>
-          <w:rFonts w:ascii="Roboto Mono" w:eastAsia="Roboto Mono" w:hAnsi="Roboto Mono"/>
-          <w:sz w:val="24"/>
-        </w:rPr>
-        <w:t>before_update</w:t>
-      </w:r>
-      <w:proofErr w:type="spellEnd"/>
-      <w:r>
-        <w:rPr>
-          <w:rFonts w:ascii="Roboto Mono" w:eastAsia="Roboto Mono" w:hAnsi="Roboto Mono"/>
-          <w:sz w:val="24"/>
-        </w:rPr>
-        <w:t>;</w:t>
-      </w:r>
-    </w:p>
-    <w:p>
-      <w:r>
-        <w:rPr>
-          <w:rFonts w:ascii="Roboto Mono" w:eastAsia="Roboto Mono" w:hAnsi="Roboto Mono"/>
-          <w:sz w:val="24"/>
+        </w:rPr>
+        <w:t>SAVEPOINT before_update;</w:t>
+      </w:r>
+    </w:p>
+    <w:p>
+      <w:r>
+        <w:rPr>
+          <w:rFonts w:ascii="Roboto Mono" w:eastAsia="Roboto Mono" w:hAnsi="Roboto Mono"/>
         </w:rPr>
         <w:t>UPDATE employees SET salary = salary + 1000 WHERE department = 'Sales';</w:t>
       </w:r>
@@ -2855,25 +2494,8 @@
       <w:r>
         <w:rPr>
           <w:rFonts w:ascii="Roboto Mono" w:eastAsia="Roboto Mono" w:hAnsi="Roboto Mono"/>
-          <w:sz w:val="24"/>
-        </w:rPr>
-        <w:t xml:space="preserve">ROLLBACK TO </w:t>
-      </w:r>
-      <w:proofErr w:type="spellStart"/>
-      <w:r>
-        <w:rPr>
-          <w:rFonts w:ascii="Roboto Mono" w:eastAsia="Roboto Mono" w:hAnsi="Roboto Mono"/>
-          <w:sz w:val="24"/>
-        </w:rPr>
-        <w:t>before_update</w:t>
-      </w:r>
-      <w:proofErr w:type="spellEnd"/>
-      <w:r>
-        <w:rPr>
-          <w:rFonts w:ascii="Roboto Mono" w:eastAsia="Roboto Mono" w:hAnsi="Roboto Mono"/>
-          <w:sz w:val="24"/>
-        </w:rPr>
-        <w:t>;</w:t>
+        </w:rPr>
+        <w:t>ROLLBACK TO before_update;</w:t>
       </w:r>
     </w:p>
     <w:p/>
@@ -2884,7 +2506,6 @@
       <w:r>
         <w:rPr>
           <w:rFonts w:ascii="Roboto Mono" w:eastAsia="Roboto Mono" w:hAnsi="Roboto Mono" w:cs="Arial Unicode MS"/>
-          <w:sz w:val="24"/>
         </w:rPr>
         <w:t>→ Only the salary update is undone, not the whole transaction.</w:t>
       </w:r>
@@ -2931,25 +2552,7 @@
           <w:sz w:val="18"/>
           <w:highlight w:val="lightGray"/>
         </w:rPr>
-        <w:t xml:space="preserve">: Persons Table -&gt; ID Column: 1, </w:t>
-      </w:r>
-      <w:proofErr w:type="spellStart"/>
-      <w:r>
-        <w:rPr>
-          <w:color w:val="000000"/>
-          <w:sz w:val="18"/>
-          <w:highlight w:val="lightGray"/>
-        </w:rPr>
-        <w:t>Name_En</w:t>
-      </w:r>
-      <w:proofErr w:type="spellEnd"/>
-      <w:r>
-        <w:rPr>
-          <w:color w:val="000000"/>
-          <w:sz w:val="18"/>
-          <w:highlight w:val="lightGray"/>
-        </w:rPr>
-        <w:t xml:space="preserve"> Column: Motasem Essam] -&gt; </w:t>
+        <w:t xml:space="preserve">: Persons Table -&gt; ID Column: 1, Name_En Column: Motasem Essam] -&gt; </w:t>
       </w:r>
       <w:r>
         <w:rPr>
@@ -2992,19 +2595,17 @@
           <w:ilvl w:val="0"/>
           <w:numId w:val="3"/>
         </w:numPr>
-        <w:spacing w:before="240"/>
-      </w:pPr>
-      <w:r>
-        <w:rPr>
-          <w:rFonts w:ascii="Roboto Mono" w:eastAsia="Roboto Mono" w:hAnsi="Roboto Mono"/>
-          <w:sz w:val="24"/>
+        <w:spacing w:before="240" w:after="0" w:line="276" w:lineRule="auto"/>
+      </w:pPr>
+      <w:r>
+        <w:rPr>
+          <w:rFonts w:ascii="Roboto Mono" w:eastAsia="Roboto Mono" w:hAnsi="Roboto Mono"/>
         </w:rPr>
         <w:t>During financial or batch processing</w:t>
       </w:r>
       <w:r>
         <w:rPr>
           <w:rFonts w:ascii="Roboto Mono" w:eastAsia="Roboto Mono" w:hAnsi="Roboto Mono"/>
-          <w:sz w:val="24"/>
         </w:rPr>
         <w:br/>
       </w:r>
@@ -3015,18 +2616,17 @@
           <w:ilvl w:val="0"/>
           <w:numId w:val="3"/>
         </w:numPr>
-      </w:pPr>
-      <w:r>
-        <w:rPr>
-          <w:rFonts w:ascii="Roboto Mono" w:eastAsia="Roboto Mono" w:hAnsi="Roboto Mono"/>
-          <w:sz w:val="24"/>
+        <w:spacing w:after="0" w:line="276" w:lineRule="auto"/>
+      </w:pPr>
+      <w:r>
+        <w:rPr>
+          <w:rFonts w:ascii="Roboto Mono" w:eastAsia="Roboto Mono" w:hAnsi="Roboto Mono"/>
         </w:rPr>
         <w:t>When multiple dependent queries must be treated as one unit</w:t>
       </w:r>
       <w:r>
         <w:rPr>
           <w:rFonts w:ascii="Roboto Mono" w:eastAsia="Roboto Mono" w:hAnsi="Roboto Mono"/>
-          <w:sz w:val="24"/>
         </w:rPr>
         <w:br/>
       </w:r>
@@ -3037,12 +2637,11 @@
           <w:ilvl w:val="0"/>
           <w:numId w:val="3"/>
         </w:numPr>
-        <w:spacing w:after="240"/>
-      </w:pPr>
-      <w:r>
-        <w:rPr>
-          <w:rFonts w:ascii="Roboto Mono" w:eastAsia="Roboto Mono" w:hAnsi="Roboto Mono"/>
-          <w:sz w:val="24"/>
+        <w:spacing w:after="240" w:line="276" w:lineRule="auto"/>
+      </w:pPr>
+      <w:r>
+        <w:rPr>
+          <w:rFonts w:ascii="Roboto Mono" w:eastAsia="Roboto Mono" w:hAnsi="Roboto Mono"/>
         </w:rPr>
         <w:t>When rollback is needed on failure</w:t>
       </w:r>
@@ -3051,9 +2650,8 @@
       <w:r>
         <w:rPr>
           <w:rFonts w:ascii="Roboto Mono" w:eastAsia="Roboto Mono" w:hAnsi="Roboto Mono"/>
-          <w:sz w:val="24"/>
-        </w:rPr>
-        <w:pict w14:anchorId="36CE9F87">
+        </w:rPr>
+        <w:pict w14:anchorId="2AB2963A">
           <v:rect id="_x0000_i1034" style="width:0;height:1.5pt" o:hralign="center" o:hrstd="t" o:hr="t" fillcolor="#a0a0a0" stroked="f"/>
         </w:pict>
       </w:r>
@@ -3071,7 +2669,6 @@
         <w:rPr>
           <w:rFonts w:ascii="Arial Unicode MS" w:eastAsia="Arial Unicode MS" w:hAnsi="Arial Unicode MS" w:cs="Arial Unicode MS"/>
         </w:rPr>
-        <w:lastRenderedPageBreak/>
         <w:t>✅ Key Points:</w:t>
       </w:r>
     </w:p>
@@ -3094,25 +2691,7 @@
           <w:sz w:val="18"/>
           <w:highlight w:val="lightGray"/>
         </w:rPr>
-        <w:t xml:space="preserve">: Persons Table -&gt; ID Column: 1, </w:t>
-      </w:r>
-      <w:proofErr w:type="spellStart"/>
-      <w:r>
-        <w:rPr>
-          <w:color w:val="000000"/>
-          <w:sz w:val="18"/>
-          <w:highlight w:val="lightGray"/>
-        </w:rPr>
-        <w:t>Name_En</w:t>
-      </w:r>
-      <w:proofErr w:type="spellEnd"/>
-      <w:r>
-        <w:rPr>
-          <w:color w:val="000000"/>
-          <w:sz w:val="18"/>
-          <w:highlight w:val="lightGray"/>
-        </w:rPr>
-        <w:t xml:space="preserve"> Column: Motasem Essam] -&gt; </w:t>
+        <w:t xml:space="preserve">: Persons Table -&gt; ID Column: 1, Name_En Column: Motasem Essam] -&gt; </w:t>
       </w:r>
       <w:r>
         <w:rPr>
@@ -3155,12 +2734,11 @@
           <w:ilvl w:val="0"/>
           <w:numId w:val="2"/>
         </w:numPr>
-        <w:spacing w:before="240"/>
-      </w:pPr>
-      <w:r>
-        <w:rPr>
-          <w:rFonts w:ascii="Roboto Mono" w:eastAsia="Roboto Mono" w:hAnsi="Roboto Mono"/>
-          <w:sz w:val="24"/>
+        <w:spacing w:before="240" w:after="0" w:line="276" w:lineRule="auto"/>
+      </w:pPr>
+      <w:r>
+        <w:rPr>
+          <w:rFonts w:ascii="Roboto Mono" w:eastAsia="Roboto Mono" w:hAnsi="Roboto Mono"/>
         </w:rPr>
         <w:t xml:space="preserve">TCL is </w:t>
       </w:r>
@@ -3169,14 +2747,12 @@
           <w:rFonts w:ascii="Roboto Mono" w:eastAsia="Roboto Mono" w:hAnsi="Roboto Mono"/>
           <w:b/>
           <w:bCs/>
-          <w:sz w:val="24"/>
         </w:rPr>
         <w:t>used with DML</w:t>
       </w:r>
       <w:r>
         <w:rPr>
           <w:rFonts w:ascii="Roboto Mono" w:eastAsia="Roboto Mono" w:hAnsi="Roboto Mono"/>
-          <w:sz w:val="24"/>
         </w:rPr>
         <w:t xml:space="preserve"> to </w:t>
       </w:r>
@@ -3185,21 +2761,18 @@
           <w:rFonts w:ascii="Roboto Mono" w:eastAsia="Roboto Mono" w:hAnsi="Roboto Mono"/>
           <w:b/>
           <w:bCs/>
-          <w:sz w:val="24"/>
         </w:rPr>
         <w:t>control data integrity</w:t>
       </w:r>
       <w:r>
         <w:rPr>
           <w:rFonts w:ascii="Roboto Mono" w:eastAsia="Roboto Mono" w:hAnsi="Roboto Mono"/>
-          <w:sz w:val="24"/>
         </w:rPr>
         <w:t>.</w:t>
       </w:r>
       <w:r>
         <w:rPr>
           <w:rFonts w:ascii="Roboto Mono" w:eastAsia="Roboto Mono" w:hAnsi="Roboto Mono"/>
-          <w:sz w:val="24"/>
         </w:rPr>
         <w:br/>
       </w:r>
@@ -3210,11 +2783,11 @@
           <w:ilvl w:val="0"/>
           <w:numId w:val="2"/>
         </w:numPr>
-      </w:pPr>
-      <w:r>
-        <w:rPr>
-          <w:rFonts w:ascii="Roboto Mono" w:eastAsia="Roboto Mono" w:hAnsi="Roboto Mono"/>
-          <w:sz w:val="24"/>
+        <w:spacing w:after="0" w:line="276" w:lineRule="auto"/>
+      </w:pPr>
+      <w:r>
+        <w:rPr>
+          <w:rFonts w:ascii="Roboto Mono" w:eastAsia="Roboto Mono" w:hAnsi="Roboto Mono"/>
         </w:rPr>
         <w:t xml:space="preserve">If you run </w:t>
       </w:r>
@@ -3222,14 +2795,12 @@
         <w:rPr>
           <w:rFonts w:ascii="Roboto Mono" w:eastAsia="Roboto Mono" w:hAnsi="Roboto Mono" w:cs="Roboto Mono"/>
           <w:color w:val="188038"/>
-          <w:sz w:val="24"/>
         </w:rPr>
         <w:t>INSERT</w:t>
       </w:r>
       <w:r>
         <w:rPr>
           <w:rFonts w:ascii="Roboto Mono" w:eastAsia="Roboto Mono" w:hAnsi="Roboto Mono"/>
-          <w:sz w:val="24"/>
         </w:rPr>
         <w:t xml:space="preserve">, </w:t>
       </w:r>
@@ -3237,14 +2808,12 @@
         <w:rPr>
           <w:rFonts w:ascii="Roboto Mono" w:eastAsia="Roboto Mono" w:hAnsi="Roboto Mono" w:cs="Roboto Mono"/>
           <w:color w:val="188038"/>
-          <w:sz w:val="24"/>
         </w:rPr>
         <w:t>UPDATE</w:t>
       </w:r>
       <w:r>
         <w:rPr>
           <w:rFonts w:ascii="Roboto Mono" w:eastAsia="Roboto Mono" w:hAnsi="Roboto Mono"/>
-          <w:sz w:val="24"/>
         </w:rPr>
         <w:t xml:space="preserve">, or </w:t>
       </w:r>
@@ -3252,14 +2821,12 @@
         <w:rPr>
           <w:rFonts w:ascii="Roboto Mono" w:eastAsia="Roboto Mono" w:hAnsi="Roboto Mono" w:cs="Roboto Mono"/>
           <w:color w:val="188038"/>
-          <w:sz w:val="24"/>
         </w:rPr>
         <w:t>DELETE</w:t>
       </w:r>
       <w:r>
         <w:rPr>
           <w:rFonts w:ascii="Roboto Mono" w:eastAsia="Roboto Mono" w:hAnsi="Roboto Mono"/>
-          <w:sz w:val="24"/>
         </w:rPr>
         <w:t xml:space="preserve"> without </w:t>
       </w:r>
@@ -3267,21 +2834,18 @@
         <w:rPr>
           <w:rFonts w:ascii="Roboto Mono" w:eastAsia="Roboto Mono" w:hAnsi="Roboto Mono" w:cs="Roboto Mono"/>
           <w:color w:val="188038"/>
-          <w:sz w:val="24"/>
         </w:rPr>
         <w:t>COMMIT</w:t>
       </w:r>
       <w:r>
         <w:rPr>
           <w:rFonts w:ascii="Roboto Mono" w:eastAsia="Roboto Mono" w:hAnsi="Roboto Mono"/>
-          <w:sz w:val="24"/>
         </w:rPr>
         <w:t>, changes can be rolled back.</w:t>
       </w:r>
       <w:r>
         <w:rPr>
           <w:rFonts w:ascii="Roboto Mono" w:eastAsia="Roboto Mono" w:hAnsi="Roboto Mono"/>
-          <w:sz w:val="24"/>
         </w:rPr>
         <w:br/>
       </w:r>
@@ -3292,12 +2856,11 @@
           <w:ilvl w:val="0"/>
           <w:numId w:val="2"/>
         </w:numPr>
-        <w:spacing w:after="240"/>
-      </w:pPr>
-      <w:r>
-        <w:rPr>
-          <w:rFonts w:ascii="Roboto Mono" w:eastAsia="Roboto Mono" w:hAnsi="Roboto Mono"/>
-          <w:sz w:val="24"/>
+        <w:spacing w:after="240" w:line="276" w:lineRule="auto"/>
+      </w:pPr>
+      <w:r>
+        <w:rPr>
+          <w:rFonts w:ascii="Roboto Mono" w:eastAsia="Roboto Mono" w:hAnsi="Roboto Mono"/>
         </w:rPr>
         <w:t xml:space="preserve">It's important in systems where </w:t>
       </w:r>
@@ -3306,21 +2869,18 @@
           <w:rFonts w:ascii="Roboto Mono" w:eastAsia="Roboto Mono" w:hAnsi="Roboto Mono"/>
           <w:b/>
           <w:bCs/>
-          <w:sz w:val="24"/>
         </w:rPr>
         <w:t>data accuracy and consistency</w:t>
       </w:r>
       <w:r>
         <w:rPr>
           <w:rFonts w:ascii="Roboto Mono" w:eastAsia="Roboto Mono" w:hAnsi="Roboto Mono"/>
-          <w:sz w:val="24"/>
         </w:rPr>
         <w:t xml:space="preserve"> matter (e.g., banking, e-commerce).</w:t>
       </w:r>
       <w:r>
         <w:rPr>
           <w:rFonts w:ascii="Roboto Mono" w:eastAsia="Roboto Mono" w:hAnsi="Roboto Mono"/>
-          <w:sz w:val="24"/>
         </w:rPr>
         <w:br/>
       </w:r>
@@ -3329,19 +2889,19 @@
       <w:r>
         <w:rPr>
           <w:rFonts w:ascii="Roboto Mono" w:eastAsia="Roboto Mono" w:hAnsi="Roboto Mono"/>
-          <w:sz w:val="24"/>
-        </w:rPr>
-        <w:pict w14:anchorId="2FCACCA5">
+        </w:rPr>
+        <w:pict w14:anchorId="2039FF05">
           <v:rect id="_x0000_i1035" style="width:0;height:1.5pt" o:hralign="center" o:hrstd="t" o:hr="t" fillcolor="#a0a0a0" stroked="f"/>
         </w:pict>
       </w:r>
     </w:p>
+    <w:p/>
     <w:p/>
     <w:sectPr>
       <w:pgSz w:w="12240" w:h="15840"/>
       <w:pgMar w:top="1440" w:right="1440" w:bottom="1440" w:left="1440" w:header="720" w:footer="720" w:gutter="0"/>
-      <w:pgNumType w:start="1"/>
       <w:cols w:space="720"/>
+      <w:docGrid w:linePitch="360"/>
     </w:sectPr>
   </w:body>
 </w:document>
@@ -3821,15 +3381,17 @@
   <w:docDefaults>
     <w:rPrDefault>
       <w:rPr>
-        <w:rFonts w:ascii="Arial" w:eastAsia="Arial" w:hAnsi="Arial" w:cs="Arial"/>
-        <w:sz w:val="22"/>
-        <w:szCs w:val="22"/>
-        <w:lang w:val="en" w:eastAsia="en-US" w:bidi="ar-SA"/>
+        <w:rFonts w:asciiTheme="minorHAnsi" w:eastAsiaTheme="minorHAnsi" w:hAnsiTheme="minorHAnsi" w:cstheme="minorBidi"/>
+        <w:kern w:val="2"/>
+        <w:sz w:val="24"/>
+        <w:szCs w:val="24"/>
+        <w:lang w:val="en-US" w:eastAsia="en-US" w:bidi="ar-SA"/>
+        <w14:ligatures w14:val="standardContextual"/>
       </w:rPr>
     </w:rPrDefault>
     <w:pPrDefault>
       <w:pPr>
-        <w:spacing w:line="276" w:lineRule="auto"/>
+        <w:spacing w:after="160" w:line="278" w:lineRule="auto"/>
       </w:pPr>
     </w:pPrDefault>
   </w:docDefaults>
@@ -4219,15 +3781,19 @@
     <w:name w:val="heading 1"/>
     <w:basedOn w:val="Normal"/>
     <w:next w:val="Normal"/>
+    <w:link w:val="Heading1Char"/>
     <w:uiPriority w:val="9"/>
     <w:qFormat/>
+    <w:rsid w:val="009B6801"/>
     <w:pPr>
       <w:keepNext/>
       <w:keepLines/>
-      <w:spacing w:before="400" w:after="120"/>
+      <w:spacing w:before="360" w:after="80"/>
       <w:outlineLvl w:val="0"/>
     </w:pPr>
     <w:rPr>
+      <w:rFonts w:asciiTheme="majorHAnsi" w:eastAsiaTheme="majorEastAsia" w:hAnsiTheme="majorHAnsi" w:cstheme="majorBidi"/>
+      <w:color w:val="2F5496" w:themeColor="accent1" w:themeShade="BF"/>
       <w:sz w:val="40"/>
       <w:szCs w:val="40"/>
     </w:rPr>
@@ -4236,16 +3802,20 @@
     <w:name w:val="heading 2"/>
     <w:basedOn w:val="Normal"/>
     <w:next w:val="Normal"/>
+    <w:link w:val="Heading2Char"/>
     <w:uiPriority w:val="9"/>
     <w:unhideWhenUsed/>
     <w:qFormat/>
+    <w:rsid w:val="009B6801"/>
     <w:pPr>
       <w:keepNext/>
       <w:keepLines/>
-      <w:spacing w:before="360" w:after="120"/>
+      <w:spacing w:before="160" w:after="80"/>
       <w:outlineLvl w:val="1"/>
     </w:pPr>
     <w:rPr>
+      <w:rFonts w:asciiTheme="majorHAnsi" w:eastAsiaTheme="majorEastAsia" w:hAnsiTheme="majorHAnsi" w:cstheme="majorBidi"/>
+      <w:color w:val="2F5496" w:themeColor="accent1" w:themeShade="BF"/>
       <w:sz w:val="32"/>
       <w:szCs w:val="32"/>
     </w:rPr>
@@ -4254,17 +3824,20 @@
     <w:name w:val="heading 3"/>
     <w:basedOn w:val="Normal"/>
     <w:next w:val="Normal"/>
+    <w:link w:val="Heading3Char"/>
     <w:uiPriority w:val="9"/>
     <w:unhideWhenUsed/>
     <w:qFormat/>
+    <w:rsid w:val="009B6801"/>
     <w:pPr>
       <w:keepNext/>
       <w:keepLines/>
-      <w:spacing w:before="320" w:after="80"/>
+      <w:spacing w:before="160" w:after="80"/>
       <w:outlineLvl w:val="2"/>
     </w:pPr>
     <w:rPr>
-      <w:color w:val="434343"/>
+      <w:rFonts w:eastAsiaTheme="majorEastAsia" w:cstheme="majorBidi"/>
+      <w:color w:val="2F5496" w:themeColor="accent1" w:themeShade="BF"/>
       <w:sz w:val="28"/>
       <w:szCs w:val="28"/>
     </w:rPr>
@@ -4273,58 +3846,132 @@
     <w:name w:val="heading 4"/>
     <w:basedOn w:val="Normal"/>
     <w:next w:val="Normal"/>
+    <w:link w:val="Heading4Char"/>
     <w:uiPriority w:val="9"/>
     <w:semiHidden/>
     <w:unhideWhenUsed/>
     <w:qFormat/>
+    <w:rsid w:val="009B6801"/>
     <w:pPr>
       <w:keepNext/>
       <w:keepLines/>
-      <w:spacing w:before="280" w:after="80"/>
+      <w:spacing w:before="80" w:after="40"/>
       <w:outlineLvl w:val="3"/>
     </w:pPr>
     <w:rPr>
-      <w:color w:val="666666"/>
-      <w:sz w:val="24"/>
-      <w:szCs w:val="24"/>
+      <w:rFonts w:eastAsiaTheme="majorEastAsia" w:cstheme="majorBidi"/>
+      <w:i/>
+      <w:iCs/>
+      <w:color w:val="2F5496" w:themeColor="accent1" w:themeShade="BF"/>
     </w:rPr>
   </w:style>
   <w:style w:type="paragraph" w:styleId="Heading5">
     <w:name w:val="heading 5"/>
     <w:basedOn w:val="Normal"/>
     <w:next w:val="Normal"/>
+    <w:link w:val="Heading5Char"/>
     <w:uiPriority w:val="9"/>
     <w:semiHidden/>
     <w:unhideWhenUsed/>
     <w:qFormat/>
+    <w:rsid w:val="009B6801"/>
     <w:pPr>
       <w:keepNext/>
       <w:keepLines/>
-      <w:spacing w:before="240" w:after="80"/>
+      <w:spacing w:before="80" w:after="40"/>
       <w:outlineLvl w:val="4"/>
     </w:pPr>
     <w:rPr>
-      <w:color w:val="666666"/>
+      <w:rFonts w:eastAsiaTheme="majorEastAsia" w:cstheme="majorBidi"/>
+      <w:color w:val="2F5496" w:themeColor="accent1" w:themeShade="BF"/>
     </w:rPr>
   </w:style>
   <w:style w:type="paragraph" w:styleId="Heading6">
     <w:name w:val="heading 6"/>
     <w:basedOn w:val="Normal"/>
     <w:next w:val="Normal"/>
+    <w:link w:val="Heading6Char"/>
     <w:uiPriority w:val="9"/>
     <w:semiHidden/>
     <w:unhideWhenUsed/>
     <w:qFormat/>
+    <w:rsid w:val="009B6801"/>
     <w:pPr>
       <w:keepNext/>
       <w:keepLines/>
-      <w:spacing w:before="240" w:after="80"/>
+      <w:spacing w:before="40" w:after="0"/>
       <w:outlineLvl w:val="5"/>
     </w:pPr>
     <w:rPr>
+      <w:rFonts w:eastAsiaTheme="majorEastAsia" w:cstheme="majorBidi"/>
       <w:i/>
       <w:iCs/>
-      <w:color w:val="666666"/>
+      <w:color w:val="595959" w:themeColor="text1" w:themeTint="A6"/>
+    </w:rPr>
+  </w:style>
+  <w:style w:type="paragraph" w:styleId="Heading7">
+    <w:name w:val="heading 7"/>
+    <w:basedOn w:val="Normal"/>
+    <w:next w:val="Normal"/>
+    <w:link w:val="Heading7Char"/>
+    <w:uiPriority w:val="9"/>
+    <w:semiHidden/>
+    <w:unhideWhenUsed/>
+    <w:qFormat/>
+    <w:rsid w:val="009B6801"/>
+    <w:pPr>
+      <w:keepNext/>
+      <w:keepLines/>
+      <w:spacing w:before="40" w:after="0"/>
+      <w:outlineLvl w:val="6"/>
+    </w:pPr>
+    <w:rPr>
+      <w:rFonts w:eastAsiaTheme="majorEastAsia" w:cstheme="majorBidi"/>
+      <w:color w:val="595959" w:themeColor="text1" w:themeTint="A6"/>
+    </w:rPr>
+  </w:style>
+  <w:style w:type="paragraph" w:styleId="Heading8">
+    <w:name w:val="heading 8"/>
+    <w:basedOn w:val="Normal"/>
+    <w:next w:val="Normal"/>
+    <w:link w:val="Heading8Char"/>
+    <w:uiPriority w:val="9"/>
+    <w:semiHidden/>
+    <w:unhideWhenUsed/>
+    <w:qFormat/>
+    <w:rsid w:val="009B6801"/>
+    <w:pPr>
+      <w:keepNext/>
+      <w:keepLines/>
+      <w:spacing w:after="0"/>
+      <w:outlineLvl w:val="7"/>
+    </w:pPr>
+    <w:rPr>
+      <w:rFonts w:eastAsiaTheme="majorEastAsia" w:cstheme="majorBidi"/>
+      <w:i/>
+      <w:iCs/>
+      <w:color w:val="272727" w:themeColor="text1" w:themeTint="D8"/>
+    </w:rPr>
+  </w:style>
+  <w:style w:type="paragraph" w:styleId="Heading9">
+    <w:name w:val="heading 9"/>
+    <w:basedOn w:val="Normal"/>
+    <w:next w:val="Normal"/>
+    <w:link w:val="Heading9Char"/>
+    <w:uiPriority w:val="9"/>
+    <w:semiHidden/>
+    <w:unhideWhenUsed/>
+    <w:qFormat/>
+    <w:rsid w:val="009B6801"/>
+    <w:pPr>
+      <w:keepNext/>
+      <w:keepLines/>
+      <w:spacing w:after="0"/>
+      <w:outlineLvl w:val="8"/>
+    </w:pPr>
+    <w:rPr>
+      <w:rFonts w:eastAsiaTheme="majorEastAsia" w:cstheme="majorBidi"/>
+      <w:color w:val="272727" w:themeColor="text1" w:themeTint="D8"/>
     </w:rPr>
   </w:style>
   <w:style w:type="character" w:default="1" w:styleId="DefaultParagraphFont">
@@ -4354,63 +4001,295 @@
     <w:semiHidden/>
     <w:unhideWhenUsed/>
   </w:style>
-  <w:style w:type="table" w:customStyle="1" w:styleId="TableNormal0">
-    <w:name w:val="TableNormal"/>
-    <w:tblPr>
-      <w:tblCellMar>
-        <w:top w:w="100" w:type="dxa"/>
-        <w:left w:w="100" w:type="dxa"/>
-        <w:bottom w:w="100" w:type="dxa"/>
-        <w:right w:w="100" w:type="dxa"/>
-      </w:tblCellMar>
-    </w:tblPr>
+  <w:style w:type="character" w:customStyle="1" w:styleId="Heading1Char">
+    <w:name w:val="Heading 1 Char"/>
+    <w:basedOn w:val="DefaultParagraphFont"/>
+    <w:link w:val="Heading1"/>
+    <w:uiPriority w:val="9"/>
+    <w:rsid w:val="009B6801"/>
+    <w:rPr>
+      <w:rFonts w:asciiTheme="majorHAnsi" w:eastAsiaTheme="majorEastAsia" w:hAnsiTheme="majorHAnsi" w:cstheme="majorBidi"/>
+      <w:color w:val="2F5496" w:themeColor="accent1" w:themeShade="BF"/>
+      <w:sz w:val="40"/>
+      <w:szCs w:val="40"/>
+    </w:rPr>
+  </w:style>
+  <w:style w:type="character" w:customStyle="1" w:styleId="Heading2Char">
+    <w:name w:val="Heading 2 Char"/>
+    <w:basedOn w:val="DefaultParagraphFont"/>
+    <w:link w:val="Heading2"/>
+    <w:uiPriority w:val="9"/>
+    <w:semiHidden/>
+    <w:rsid w:val="009B6801"/>
+    <w:rPr>
+      <w:rFonts w:asciiTheme="majorHAnsi" w:eastAsiaTheme="majorEastAsia" w:hAnsiTheme="majorHAnsi" w:cstheme="majorBidi"/>
+      <w:color w:val="2F5496" w:themeColor="accent1" w:themeShade="BF"/>
+      <w:sz w:val="32"/>
+      <w:szCs w:val="32"/>
+    </w:rPr>
+  </w:style>
+  <w:style w:type="character" w:customStyle="1" w:styleId="Heading3Char">
+    <w:name w:val="Heading 3 Char"/>
+    <w:basedOn w:val="DefaultParagraphFont"/>
+    <w:link w:val="Heading3"/>
+    <w:uiPriority w:val="9"/>
+    <w:semiHidden/>
+    <w:rsid w:val="009B6801"/>
+    <w:rPr>
+      <w:rFonts w:eastAsiaTheme="majorEastAsia" w:cstheme="majorBidi"/>
+      <w:color w:val="2F5496" w:themeColor="accent1" w:themeShade="BF"/>
+      <w:sz w:val="28"/>
+      <w:szCs w:val="28"/>
+    </w:rPr>
+  </w:style>
+  <w:style w:type="character" w:customStyle="1" w:styleId="Heading4Char">
+    <w:name w:val="Heading 4 Char"/>
+    <w:basedOn w:val="DefaultParagraphFont"/>
+    <w:link w:val="Heading4"/>
+    <w:uiPriority w:val="9"/>
+    <w:semiHidden/>
+    <w:rsid w:val="009B6801"/>
+    <w:rPr>
+      <w:rFonts w:eastAsiaTheme="majorEastAsia" w:cstheme="majorBidi"/>
+      <w:i/>
+      <w:iCs/>
+      <w:color w:val="2F5496" w:themeColor="accent1" w:themeShade="BF"/>
+    </w:rPr>
+  </w:style>
+  <w:style w:type="character" w:customStyle="1" w:styleId="Heading5Char">
+    <w:name w:val="Heading 5 Char"/>
+    <w:basedOn w:val="DefaultParagraphFont"/>
+    <w:link w:val="Heading5"/>
+    <w:uiPriority w:val="9"/>
+    <w:semiHidden/>
+    <w:rsid w:val="009B6801"/>
+    <w:rPr>
+      <w:rFonts w:eastAsiaTheme="majorEastAsia" w:cstheme="majorBidi"/>
+      <w:color w:val="2F5496" w:themeColor="accent1" w:themeShade="BF"/>
+    </w:rPr>
+  </w:style>
+  <w:style w:type="character" w:customStyle="1" w:styleId="Heading6Char">
+    <w:name w:val="Heading 6 Char"/>
+    <w:basedOn w:val="DefaultParagraphFont"/>
+    <w:link w:val="Heading6"/>
+    <w:uiPriority w:val="9"/>
+    <w:semiHidden/>
+    <w:rsid w:val="009B6801"/>
+    <w:rPr>
+      <w:rFonts w:eastAsiaTheme="majorEastAsia" w:cstheme="majorBidi"/>
+      <w:i/>
+      <w:iCs/>
+      <w:color w:val="595959" w:themeColor="text1" w:themeTint="A6"/>
+    </w:rPr>
+  </w:style>
+  <w:style w:type="character" w:customStyle="1" w:styleId="Heading7Char">
+    <w:name w:val="Heading 7 Char"/>
+    <w:basedOn w:val="DefaultParagraphFont"/>
+    <w:link w:val="Heading7"/>
+    <w:uiPriority w:val="9"/>
+    <w:semiHidden/>
+    <w:rsid w:val="009B6801"/>
+    <w:rPr>
+      <w:rFonts w:eastAsiaTheme="majorEastAsia" w:cstheme="majorBidi"/>
+      <w:color w:val="595959" w:themeColor="text1" w:themeTint="A6"/>
+    </w:rPr>
+  </w:style>
+  <w:style w:type="character" w:customStyle="1" w:styleId="Heading8Char">
+    <w:name w:val="Heading 8 Char"/>
+    <w:basedOn w:val="DefaultParagraphFont"/>
+    <w:link w:val="Heading8"/>
+    <w:uiPriority w:val="9"/>
+    <w:semiHidden/>
+    <w:rsid w:val="009B6801"/>
+    <w:rPr>
+      <w:rFonts w:eastAsiaTheme="majorEastAsia" w:cstheme="majorBidi"/>
+      <w:i/>
+      <w:iCs/>
+      <w:color w:val="272727" w:themeColor="text1" w:themeTint="D8"/>
+    </w:rPr>
+  </w:style>
+  <w:style w:type="character" w:customStyle="1" w:styleId="Heading9Char">
+    <w:name w:val="Heading 9 Char"/>
+    <w:basedOn w:val="DefaultParagraphFont"/>
+    <w:link w:val="Heading9"/>
+    <w:uiPriority w:val="9"/>
+    <w:semiHidden/>
+    <w:rsid w:val="009B6801"/>
+    <w:rPr>
+      <w:rFonts w:eastAsiaTheme="majorEastAsia" w:cstheme="majorBidi"/>
+      <w:color w:val="272727" w:themeColor="text1" w:themeTint="D8"/>
+    </w:rPr>
   </w:style>
   <w:style w:type="paragraph" w:styleId="Title">
     <w:name w:val="Title"/>
     <w:basedOn w:val="Normal"/>
     <w:next w:val="Normal"/>
+    <w:link w:val="TitleChar"/>
     <w:uiPriority w:val="10"/>
     <w:qFormat/>
+    <w:rsid w:val="009B6801"/>
     <w:pPr>
-      <w:keepNext/>
-      <w:keepLines/>
-      <w:spacing w:after="60"/>
+      <w:spacing w:after="80" w:line="240" w:lineRule="auto"/>
+      <w:contextualSpacing/>
     </w:pPr>
     <w:rPr>
-      <w:sz w:val="52"/>
-      <w:szCs w:val="52"/>
+      <w:rFonts w:asciiTheme="majorHAnsi" w:eastAsiaTheme="majorEastAsia" w:hAnsiTheme="majorHAnsi" w:cstheme="majorBidi"/>
+      <w:spacing w:val="-10"/>
+      <w:kern w:val="28"/>
+      <w:sz w:val="56"/>
+      <w:szCs w:val="56"/>
+    </w:rPr>
+  </w:style>
+  <w:style w:type="character" w:customStyle="1" w:styleId="TitleChar">
+    <w:name w:val="Title Char"/>
+    <w:basedOn w:val="DefaultParagraphFont"/>
+    <w:link w:val="Title"/>
+    <w:uiPriority w:val="10"/>
+    <w:rsid w:val="009B6801"/>
+    <w:rPr>
+      <w:rFonts w:asciiTheme="majorHAnsi" w:eastAsiaTheme="majorEastAsia" w:hAnsiTheme="majorHAnsi" w:cstheme="majorBidi"/>
+      <w:spacing w:val="-10"/>
+      <w:kern w:val="28"/>
+      <w:sz w:val="56"/>
+      <w:szCs w:val="56"/>
     </w:rPr>
   </w:style>
   <w:style w:type="paragraph" w:styleId="Subtitle">
     <w:name w:val="Subtitle"/>
     <w:basedOn w:val="Normal"/>
     <w:next w:val="Normal"/>
+    <w:link w:val="SubtitleChar"/>
     <w:uiPriority w:val="11"/>
     <w:qFormat/>
+    <w:rsid w:val="009B6801"/>
     <w:pPr>
-      <w:keepNext/>
-      <w:keepLines/>
-      <w:spacing w:after="320"/>
+      <w:numPr>
+        <w:ilvl w:val="1"/>
+      </w:numPr>
     </w:pPr>
     <w:rPr>
-      <w:color w:val="666666"/>
-      <w:sz w:val="30"/>
-      <w:szCs w:val="30"/>
+      <w:rFonts w:eastAsiaTheme="majorEastAsia" w:cstheme="majorBidi"/>
+      <w:color w:val="595959" w:themeColor="text1" w:themeTint="A6"/>
+      <w:spacing w:val="15"/>
+      <w:sz w:val="28"/>
+      <w:szCs w:val="28"/>
     </w:rPr>
   </w:style>
-  <w:style w:type="table" w:customStyle="1" w:styleId="a">
-    <w:basedOn w:val="TableNormal0"/>
-    <w:tblPr>
-      <w:tblStyleRowBandSize w:val="1"/>
-      <w:tblStyleColBandSize w:val="1"/>
-    </w:tblPr>
+  <w:style w:type="character" w:customStyle="1" w:styleId="SubtitleChar">
+    <w:name w:val="Subtitle Char"/>
+    <w:basedOn w:val="DefaultParagraphFont"/>
+    <w:link w:val="Subtitle"/>
+    <w:uiPriority w:val="11"/>
+    <w:rsid w:val="009B6801"/>
+    <w:rPr>
+      <w:rFonts w:eastAsiaTheme="majorEastAsia" w:cstheme="majorBidi"/>
+      <w:color w:val="595959" w:themeColor="text1" w:themeTint="A6"/>
+      <w:spacing w:val="15"/>
+      <w:sz w:val="28"/>
+      <w:szCs w:val="28"/>
+    </w:rPr>
   </w:style>
-  <w:style w:type="table" w:customStyle="1" w:styleId="a0">
-    <w:basedOn w:val="TableNormal0"/>
-    <w:tblPr>
-      <w:tblStyleRowBandSize w:val="1"/>
-      <w:tblStyleColBandSize w:val="1"/>
-    </w:tblPr>
+  <w:style w:type="paragraph" w:styleId="Quote">
+    <w:name w:val="Quote"/>
+    <w:basedOn w:val="Normal"/>
+    <w:next w:val="Normal"/>
+    <w:link w:val="QuoteChar"/>
+    <w:uiPriority w:val="29"/>
+    <w:qFormat/>
+    <w:rsid w:val="009B6801"/>
+    <w:pPr>
+      <w:spacing w:before="160"/>
+      <w:jc w:val="center"/>
+    </w:pPr>
+    <w:rPr>
+      <w:i/>
+      <w:iCs/>
+      <w:color w:val="404040" w:themeColor="text1" w:themeTint="BF"/>
+    </w:rPr>
+  </w:style>
+  <w:style w:type="character" w:customStyle="1" w:styleId="QuoteChar">
+    <w:name w:val="Quote Char"/>
+    <w:basedOn w:val="DefaultParagraphFont"/>
+    <w:link w:val="Quote"/>
+    <w:uiPriority w:val="29"/>
+    <w:rsid w:val="009B6801"/>
+    <w:rPr>
+      <w:i/>
+      <w:iCs/>
+      <w:color w:val="404040" w:themeColor="text1" w:themeTint="BF"/>
+    </w:rPr>
+  </w:style>
+  <w:style w:type="paragraph" w:styleId="ListParagraph">
+    <w:name w:val="List Paragraph"/>
+    <w:basedOn w:val="Normal"/>
+    <w:uiPriority w:val="34"/>
+    <w:qFormat/>
+    <w:rsid w:val="009B6801"/>
+    <w:pPr>
+      <w:ind w:left="720"/>
+      <w:contextualSpacing/>
+    </w:pPr>
+  </w:style>
+  <w:style w:type="character" w:styleId="IntenseEmphasis">
+    <w:name w:val="Intense Emphasis"/>
+    <w:basedOn w:val="DefaultParagraphFont"/>
+    <w:uiPriority w:val="21"/>
+    <w:qFormat/>
+    <w:rsid w:val="009B6801"/>
+    <w:rPr>
+      <w:i/>
+      <w:iCs/>
+      <w:color w:val="2F5496" w:themeColor="accent1" w:themeShade="BF"/>
+    </w:rPr>
+  </w:style>
+  <w:style w:type="paragraph" w:styleId="IntenseQuote">
+    <w:name w:val="Intense Quote"/>
+    <w:basedOn w:val="Normal"/>
+    <w:next w:val="Normal"/>
+    <w:link w:val="IntenseQuoteChar"/>
+    <w:uiPriority w:val="30"/>
+    <w:qFormat/>
+    <w:rsid w:val="009B6801"/>
+    <w:pPr>
+      <w:pBdr>
+        <w:top w:val="single" w:sz="4" w:space="10" w:color="2F5496" w:themeColor="accent1" w:themeShade="BF"/>
+        <w:bottom w:val="single" w:sz="4" w:space="10" w:color="2F5496" w:themeColor="accent1" w:themeShade="BF"/>
+      </w:pBdr>
+      <w:spacing w:before="360" w:after="360"/>
+      <w:ind w:left="864" w:right="864"/>
+      <w:jc w:val="center"/>
+    </w:pPr>
+    <w:rPr>
+      <w:i/>
+      <w:iCs/>
+      <w:color w:val="2F5496" w:themeColor="accent1" w:themeShade="BF"/>
+    </w:rPr>
+  </w:style>
+  <w:style w:type="character" w:customStyle="1" w:styleId="IntenseQuoteChar">
+    <w:name w:val="Intense Quote Char"/>
+    <w:basedOn w:val="DefaultParagraphFont"/>
+    <w:link w:val="IntenseQuote"/>
+    <w:uiPriority w:val="30"/>
+    <w:rsid w:val="009B6801"/>
+    <w:rPr>
+      <w:i/>
+      <w:iCs/>
+      <w:color w:val="2F5496" w:themeColor="accent1" w:themeShade="BF"/>
+    </w:rPr>
+  </w:style>
+  <w:style w:type="character" w:styleId="IntenseReference">
+    <w:name w:val="Intense Reference"/>
+    <w:basedOn w:val="DefaultParagraphFont"/>
+    <w:uiPriority w:val="32"/>
+    <w:qFormat/>
+    <w:rsid w:val="009B6801"/>
+    <w:rPr>
+      <w:b/>
+      <w:bCs/>
+      <w:smallCaps/>
+      <w:color w:val="2F5496" w:themeColor="accent1" w:themeShade="BF"/>
+      <w:spacing w:val="5"/>
+    </w:rPr>
   </w:style>
 </w:styles>
 </file>
@@ -4426,44 +4305,44 @@
         <a:sysClr val="window" lastClr="FFFFFF"/>
       </a:lt1>
       <a:dk2>
-        <a:srgbClr val="1F497D"/>
+        <a:srgbClr val="44546A"/>
       </a:dk2>
       <a:lt2>
-        <a:srgbClr val="EEECE1"/>
+        <a:srgbClr val="E7E6E6"/>
       </a:lt2>
       <a:accent1>
-        <a:srgbClr val="4F81BD"/>
+        <a:srgbClr val="4472C4"/>
       </a:accent1>
       <a:accent2>
-        <a:srgbClr val="C0504D"/>
+        <a:srgbClr val="ED7D31"/>
       </a:accent2>
       <a:accent3>
-        <a:srgbClr val="9BBB59"/>
+        <a:srgbClr val="A5A5A5"/>
       </a:accent3>
       <a:accent4>
-        <a:srgbClr val="8064A2"/>
+        <a:srgbClr val="FFC000"/>
       </a:accent4>
       <a:accent5>
-        <a:srgbClr val="4BACC6"/>
+        <a:srgbClr val="5B9BD5"/>
       </a:accent5>
       <a:accent6>
-        <a:srgbClr val="F79646"/>
+        <a:srgbClr val="70AD47"/>
       </a:accent6>
       <a:hlink>
-        <a:srgbClr val="0000FF"/>
+        <a:srgbClr val="0563C1"/>
       </a:hlink>
       <a:folHlink>
-        <a:srgbClr val="800080"/>
+        <a:srgbClr val="954F72"/>
       </a:folHlink>
     </a:clrScheme>
     <a:fontScheme name="Office">
       <a:majorFont>
-        <a:latin typeface="Calibri"/>
+        <a:latin typeface="Calibri Light" panose="020F0302020204030204"/>
         <a:ea typeface=""/>
         <a:cs typeface=""/>
-        <a:font script="Jpan" typeface="ＭＳ ゴシック"/>
+        <a:font script="Jpan" typeface="游ゴシック Light"/>
         <a:font script="Hang" typeface="맑은 고딕"/>
-        <a:font script="Hans" typeface="宋体"/>
+        <a:font script="Hans" typeface="等线 Light"/>
         <a:font script="Hant" typeface="新細明體"/>
         <a:font script="Arab" typeface="Times New Roman"/>
         <a:font script="Hebr" typeface="Times New Roman"/>
@@ -4491,14 +4370,31 @@
         <a:font script="Viet" typeface="Times New Roman"/>
         <a:font script="Uigh" typeface="Microsoft Uighur"/>
         <a:font script="Geor" typeface="Sylfaen"/>
+        <a:font script="Armn" typeface="Arial"/>
+        <a:font script="Bugi" typeface="Leelawadee UI"/>
+        <a:font script="Bopo" typeface="Microsoft JhengHei"/>
+        <a:font script="Java" typeface="Javanese Text"/>
+        <a:font script="Lisu" typeface="Segoe UI"/>
+        <a:font script="Mymr" typeface="Myanmar Text"/>
+        <a:font script="Nkoo" typeface="Ebrima"/>
+        <a:font script="Olck" typeface="Nirmala UI"/>
+        <a:font script="Osma" typeface="Ebrima"/>
+        <a:font script="Phag" typeface="Phagspa"/>
+        <a:font script="Syrn" typeface="Estrangelo Edessa"/>
+        <a:font script="Syrj" typeface="Estrangelo Edessa"/>
+        <a:font script="Syre" typeface="Estrangelo Edessa"/>
+        <a:font script="Sora" typeface="Nirmala UI"/>
+        <a:font script="Tale" typeface="Microsoft Tai Le"/>
+        <a:font script="Talu" typeface="Microsoft New Tai Lue"/>
+        <a:font script="Tfng" typeface="Ebrima"/>
       </a:majorFont>
       <a:minorFont>
-        <a:latin typeface="Cambria"/>
+        <a:latin typeface="Calibri" panose="020F0502020204030204"/>
         <a:ea typeface=""/>
         <a:cs typeface=""/>
-        <a:font script="Jpan" typeface="ＭＳ 明朝"/>
+        <a:font script="Jpan" typeface="游ゴシック"/>
         <a:font script="Hang" typeface="맑은 고딕"/>
-        <a:font script="Hans" typeface="宋体"/>
+        <a:font script="Hans" typeface="等线"/>
         <a:font script="Hant" typeface="新細明體"/>
         <a:font script="Arab" typeface="Arial"/>
         <a:font script="Hebr" typeface="Arial"/>
@@ -4526,6 +4422,23 @@
         <a:font script="Viet" typeface="Arial"/>
         <a:font script="Uigh" typeface="Microsoft Uighur"/>
         <a:font script="Geor" typeface="Sylfaen"/>
+        <a:font script="Armn" typeface="Arial"/>
+        <a:font script="Bugi" typeface="Leelawadee UI"/>
+        <a:font script="Bopo" typeface="Microsoft JhengHei"/>
+        <a:font script="Java" typeface="Javanese Text"/>
+        <a:font script="Lisu" typeface="Segoe UI"/>
+        <a:font script="Mymr" typeface="Myanmar Text"/>
+        <a:font script="Nkoo" typeface="Ebrima"/>
+        <a:font script="Olck" typeface="Nirmala UI"/>
+        <a:font script="Osma" typeface="Ebrima"/>
+        <a:font script="Phag" typeface="Phagspa"/>
+        <a:font script="Syrn" typeface="Estrangelo Edessa"/>
+        <a:font script="Syrj" typeface="Estrangelo Edessa"/>
+        <a:font script="Syre" typeface="Estrangelo Edessa"/>
+        <a:font script="Sora" typeface="Nirmala UI"/>
+        <a:font script="Tale" typeface="Microsoft Tai Le"/>
+        <a:font script="Talu" typeface="Microsoft New Tai Lue"/>
+        <a:font script="Tfng" typeface="Ebrima"/>
       </a:minorFont>
     </a:fontScheme>
     <a:fmtScheme name="Office">
@@ -4537,200 +4450,141 @@
           <a:gsLst>
             <a:gs pos="0">
               <a:schemeClr val="phClr">
-                <a:tint val="50000"/>
-                <a:satMod val="300000"/>
+                <a:lumMod val="110000"/>
+                <a:satMod val="105000"/>
+                <a:tint val="67000"/>
               </a:schemeClr>
             </a:gs>
-            <a:gs pos="35000">
+            <a:gs pos="50000">
               <a:schemeClr val="phClr">
-                <a:tint val="37000"/>
-                <a:satMod val="300000"/>
+                <a:lumMod val="105000"/>
+                <a:satMod val="103000"/>
+                <a:tint val="73000"/>
               </a:schemeClr>
             </a:gs>
             <a:gs pos="100000">
               <a:schemeClr val="phClr">
-                <a:tint val="15000"/>
-                <a:satMod val="350000"/>
+                <a:lumMod val="105000"/>
+                <a:satMod val="109000"/>
+                <a:tint val="81000"/>
               </a:schemeClr>
             </a:gs>
           </a:gsLst>
-          <a:lin ang="16200000" scaled="1"/>
+          <a:lin ang="5400000" scaled="0"/>
         </a:gradFill>
         <a:gradFill rotWithShape="1">
           <a:gsLst>
             <a:gs pos="0">
               <a:schemeClr val="phClr">
-                <a:tint val="100000"/>
+                <a:satMod val="103000"/>
+                <a:lumMod val="102000"/>
+                <a:tint val="94000"/>
+              </a:schemeClr>
+            </a:gs>
+            <a:gs pos="50000">
+              <a:schemeClr val="phClr">
+                <a:satMod val="110000"/>
+                <a:lumMod val="100000"/>
                 <a:shade val="100000"/>
-                <a:satMod val="130000"/>
               </a:schemeClr>
             </a:gs>
             <a:gs pos="100000">
               <a:schemeClr val="phClr">
-                <a:tint val="50000"/>
-                <a:shade val="100000"/>
-                <a:satMod val="350000"/>
+                <a:lumMod val="99000"/>
+                <a:satMod val="120000"/>
+                <a:shade val="78000"/>
               </a:schemeClr>
             </a:gs>
           </a:gsLst>
-          <a:lin ang="16200000" scaled="0"/>
+          <a:lin ang="5400000" scaled="0"/>
         </a:gradFill>
       </a:fillStyleLst>
       <a:lnStyleLst>
-        <a:ln w="9525" cap="flat" cmpd="sng" algn="ctr">
-          <a:solidFill>
-            <a:schemeClr val="phClr">
-              <a:shade val="95000"/>
-              <a:satMod val="105000"/>
-            </a:schemeClr>
-          </a:solidFill>
-          <a:prstDash val="solid"/>
-        </a:ln>
-        <a:ln w="25400" cap="flat" cmpd="sng" algn="ctr">
+        <a:ln w="6350" cap="flat" cmpd="sng" algn="ctr">
           <a:solidFill>
             <a:schemeClr val="phClr"/>
           </a:solidFill>
           <a:prstDash val="solid"/>
+          <a:miter lim="800000"/>
         </a:ln>
-        <a:ln w="38100" cap="flat" cmpd="sng" algn="ctr">
+        <a:ln w="12700" cap="flat" cmpd="sng" algn="ctr">
           <a:solidFill>
             <a:schemeClr val="phClr"/>
           </a:solidFill>
           <a:prstDash val="solid"/>
+          <a:miter lim="800000"/>
+        </a:ln>
+        <a:ln w="19050" cap="flat" cmpd="sng" algn="ctr">
+          <a:solidFill>
+            <a:schemeClr val="phClr"/>
+          </a:solidFill>
+          <a:prstDash val="solid"/>
+          <a:miter lim="800000"/>
         </a:ln>
       </a:lnStyleLst>
       <a:effectStyleLst>
         <a:effectStyle>
+          <a:effectLst/>
+        </a:effectStyle>
+        <a:effectStyle>
+          <a:effectLst/>
+        </a:effectStyle>
+        <a:effectStyle>
           <a:effectLst>
-            <a:outerShdw blurRad="40000" dist="20000" dir="5400000" rotWithShape="0">
+            <a:outerShdw blurRad="57150" dist="19050" dir="5400000" algn="ctr" rotWithShape="0">
               <a:srgbClr val="000000">
-                <a:alpha val="38000"/>
+                <a:alpha val="63000"/>
               </a:srgbClr>
             </a:outerShdw>
           </a:effectLst>
-        </a:effectStyle>
-        <a:effectStyle>
-          <a:effectLst>
-            <a:outerShdw blurRad="40000" dist="23000" dir="5400000" rotWithShape="0">
-              <a:srgbClr val="000000">
-                <a:alpha val="35000"/>
-              </a:srgbClr>
-            </a:outerShdw>
-          </a:effectLst>
-        </a:effectStyle>
-        <a:effectStyle>
-          <a:effectLst>
-            <a:outerShdw blurRad="40000" dist="23000" dir="5400000" rotWithShape="0">
-              <a:srgbClr val="000000">
-                <a:alpha val="35000"/>
-              </a:srgbClr>
-            </a:outerShdw>
-          </a:effectLst>
-          <a:scene3d>
-            <a:camera prst="orthographicFront">
-              <a:rot lat="0" lon="0" rev="0"/>
-            </a:camera>
-            <a:lightRig rig="threePt" dir="t">
-              <a:rot lat="0" lon="0" rev="1200000"/>
-            </a:lightRig>
-          </a:scene3d>
-          <a:sp3d>
-            <a:bevelT w="63500" h="25400"/>
-          </a:sp3d>
         </a:effectStyle>
       </a:effectStyleLst>
       <a:bgFillStyleLst>
         <a:solidFill>
           <a:schemeClr val="phClr"/>
         </a:solidFill>
+        <a:solidFill>
+          <a:schemeClr val="phClr">
+            <a:tint val="95000"/>
+            <a:satMod val="170000"/>
+          </a:schemeClr>
+        </a:solidFill>
         <a:gradFill rotWithShape="1">
           <a:gsLst>
             <a:gs pos="0">
               <a:schemeClr val="phClr">
-                <a:tint val="40000"/>
-                <a:satMod val="350000"/>
+                <a:tint val="93000"/>
+                <a:satMod val="150000"/>
+                <a:shade val="98000"/>
+                <a:lumMod val="102000"/>
               </a:schemeClr>
             </a:gs>
-            <a:gs pos="40000">
+            <a:gs pos="50000">
               <a:schemeClr val="phClr">
-                <a:tint val="45000"/>
-                <a:shade val="99000"/>
-                <a:satMod val="350000"/>
+                <a:tint val="98000"/>
+                <a:satMod val="130000"/>
+                <a:shade val="90000"/>
+                <a:lumMod val="103000"/>
               </a:schemeClr>
             </a:gs>
             <a:gs pos="100000">
               <a:schemeClr val="phClr">
-                <a:shade val="20000"/>
-                <a:satMod val="255000"/>
+                <a:shade val="63000"/>
+                <a:satMod val="120000"/>
               </a:schemeClr>
             </a:gs>
           </a:gsLst>
-          <a:path path="circle">
-            <a:fillToRect l="50000" t="-80000" r="50000" b="180000"/>
-          </a:path>
-        </a:gradFill>
-        <a:gradFill rotWithShape="1">
-          <a:gsLst>
-            <a:gs pos="0">
-              <a:schemeClr val="phClr">
-                <a:tint val="80000"/>
-                <a:satMod val="300000"/>
-              </a:schemeClr>
-            </a:gs>
-            <a:gs pos="100000">
-              <a:schemeClr val="phClr">
-                <a:shade val="30000"/>
-                <a:satMod val="200000"/>
-              </a:schemeClr>
-            </a:gs>
-          </a:gsLst>
-          <a:path path="circle">
-            <a:fillToRect l="50000" t="50000" r="50000" b="50000"/>
-          </a:path>
+          <a:lin ang="5400000" scaled="0"/>
         </a:gradFill>
       </a:bgFillStyleLst>
     </a:fmtScheme>
   </a:themeElements>
-  <a:objectDefaults>
-    <a:spDef>
-      <a:spPr/>
-      <a:bodyPr/>
-      <a:lstStyle/>
-      <a:style>
-        <a:lnRef idx="1">
-          <a:schemeClr val="accent1"/>
-        </a:lnRef>
-        <a:fillRef idx="3">
-          <a:schemeClr val="accent1"/>
-        </a:fillRef>
-        <a:effectRef idx="2">
-          <a:schemeClr val="accent1"/>
-        </a:effectRef>
-        <a:fontRef idx="minor">
-          <a:schemeClr val="lt1"/>
-        </a:fontRef>
-      </a:style>
-    </a:spDef>
-    <a:lnDef>
-      <a:spPr/>
-      <a:bodyPr/>
-      <a:lstStyle/>
-      <a:style>
-        <a:lnRef idx="2">
-          <a:schemeClr val="accent1"/>
-        </a:lnRef>
-        <a:fillRef idx="0">
-          <a:schemeClr val="accent1"/>
-        </a:fillRef>
-        <a:effectRef idx="1">
-          <a:schemeClr val="accent1"/>
-        </a:effectRef>
-        <a:fontRef idx="minor">
-          <a:schemeClr val="tx1"/>
-        </a:fontRef>
-      </a:style>
-    </a:lnDef>
-  </a:objectDefaults>
+  <a:objectDefaults/>
   <a:extraClrSchemeLst/>
+  <a:extLst>
+    <a:ext uri="{05A4C25C-085E-4340-85A3-A5531E510DB2}">
+      <thm15:themeFamily xmlns:thm15="http://schemas.microsoft.com/office/thememl/2012/main" name="Office Theme" id="{62F939B6-93AF-4DB8-9C6B-D6C7DFDC589F}" vid="{4A3C46E8-61CC-4603-A589-7422A47A8E4A}"/>
+    </a:ext>
+  </a:extLst>
 </a:theme>
 </file>